--- a/tuan03/BT02_DataUnderstanding_NguyenHuuAnhKhoa_3123411158.docx
+++ b/tuan03/BT02_DataUnderstanding_NguyenHuuAnhKhoa_3123411158.docx
@@ -303,49 +303,7 @@
         <w:rPr>
           <w:color w:val="000000"/>
         </w:rPr>
-        <w:t xml:space="preserve">     Sinh </w:t>
-      </w:r>
-      <w:proofErr w:type="spellStart"/>
-      <w:r>
-        <w:rPr>
-          <w:color w:val="000000"/>
-        </w:rPr>
-        <w:t>viên</w:t>
-      </w:r>
-      <w:proofErr w:type="spellEnd"/>
-      <w:r>
-        <w:rPr>
-          <w:color w:val="000000"/>
-        </w:rPr>
-        <w:t xml:space="preserve"> </w:t>
-      </w:r>
-      <w:proofErr w:type="spellStart"/>
-      <w:r>
-        <w:rPr>
-          <w:color w:val="000000"/>
-        </w:rPr>
-        <w:t>thực</w:t>
-      </w:r>
-      <w:proofErr w:type="spellEnd"/>
-      <w:r>
-        <w:rPr>
-          <w:color w:val="000000"/>
-        </w:rPr>
-        <w:t xml:space="preserve"> </w:t>
-      </w:r>
-      <w:proofErr w:type="spellStart"/>
-      <w:r>
-        <w:rPr>
-          <w:color w:val="000000"/>
-        </w:rPr>
-        <w:t>hiện</w:t>
-      </w:r>
-      <w:proofErr w:type="spellEnd"/>
-      <w:r>
-        <w:rPr>
-          <w:color w:val="000000"/>
-        </w:rPr>
-        <w:t>: Nguyễn Hữu Anh Khoa</w:t>
+        <w:t xml:space="preserve">     Sinh viên thực hiện: Nguyễn Hữu Anh Khoa</w:t>
       </w:r>
     </w:p>
     <w:p>
@@ -361,63 +319,7 @@
         <w:rPr>
           <w:color w:val="000000"/>
         </w:rPr>
-        <w:t xml:space="preserve">     </w:t>
-      </w:r>
-      <w:proofErr w:type="spellStart"/>
-      <w:r>
-        <w:rPr>
-          <w:color w:val="000000"/>
-        </w:rPr>
-        <w:t>Mã</w:t>
-      </w:r>
-      <w:proofErr w:type="spellEnd"/>
-      <w:r>
-        <w:rPr>
-          <w:color w:val="000000"/>
-        </w:rPr>
-        <w:t xml:space="preserve"> </w:t>
-      </w:r>
-      <w:proofErr w:type="spellStart"/>
-      <w:r>
-        <w:rPr>
-          <w:color w:val="000000"/>
-        </w:rPr>
-        <w:t>số</w:t>
-      </w:r>
-      <w:proofErr w:type="spellEnd"/>
-      <w:r>
-        <w:rPr>
-          <w:color w:val="000000"/>
-        </w:rPr>
-        <w:t xml:space="preserve"> </w:t>
-      </w:r>
-      <w:proofErr w:type="spellStart"/>
-      <w:r>
-        <w:rPr>
-          <w:color w:val="000000"/>
-        </w:rPr>
-        <w:t>sinh</w:t>
-      </w:r>
-      <w:proofErr w:type="spellEnd"/>
-      <w:r>
-        <w:rPr>
-          <w:color w:val="000000"/>
-        </w:rPr>
-        <w:t xml:space="preserve"> </w:t>
-      </w:r>
-      <w:proofErr w:type="spellStart"/>
-      <w:r>
-        <w:rPr>
-          <w:color w:val="000000"/>
-        </w:rPr>
-        <w:t>viên</w:t>
-      </w:r>
-      <w:proofErr w:type="spellEnd"/>
-      <w:r>
-        <w:rPr>
-          <w:color w:val="000000"/>
-        </w:rPr>
-        <w:t xml:space="preserve">: </w:t>
+        <w:t xml:space="preserve">     Mã số sinh viên: </w:t>
       </w:r>
       <w:r>
         <w:rPr>
@@ -445,15 +347,7 @@
       </w:r>
       <w:r>
         <w:tab/>
-        <w:t xml:space="preserve">     </w:t>
-      </w:r>
-      <w:proofErr w:type="spellStart"/>
-      <w:r>
-        <w:t>Lớp</w:t>
-      </w:r>
-      <w:proofErr w:type="spellEnd"/>
-      <w:r>
-        <w:t>: DCT123C4</w:t>
+        <w:t xml:space="preserve">     Lớp: DCT123C4</w:t>
       </w:r>
     </w:p>
     <w:p>
@@ -479,62 +373,14 @@
           <w:i/>
           <w:color w:val="000000"/>
         </w:rPr>
-        <w:t xml:space="preserve">Thành </w:t>
+        <w:t>Thành phố Hồ Chí Minh, ngày 2</w:t>
       </w:r>
-      <w:proofErr w:type="spellStart"/>
       <w:r>
         <w:rPr>
           <w:i/>
           <w:color w:val="000000"/>
         </w:rPr>
-        <w:t>phố</w:t>
-      </w:r>
-      <w:proofErr w:type="spellEnd"/>
-      <w:r>
-        <w:rPr>
-          <w:i/>
-          <w:color w:val="000000"/>
-        </w:rPr>
-        <w:t xml:space="preserve"> </w:t>
-      </w:r>
-      <w:proofErr w:type="spellStart"/>
-      <w:r>
-        <w:rPr>
-          <w:i/>
-          <w:color w:val="000000"/>
-        </w:rPr>
-        <w:t>Hồ</w:t>
-      </w:r>
-      <w:proofErr w:type="spellEnd"/>
-      <w:r>
-        <w:rPr>
-          <w:i/>
-          <w:color w:val="000000"/>
-        </w:rPr>
-        <w:t xml:space="preserve"> Chí Minh, </w:t>
-      </w:r>
-      <w:proofErr w:type="spellStart"/>
-      <w:r>
-        <w:rPr>
-          <w:i/>
-          <w:color w:val="000000"/>
-        </w:rPr>
-        <w:t>ngày</w:t>
-      </w:r>
-      <w:proofErr w:type="spellEnd"/>
-      <w:r>
-        <w:rPr>
-          <w:i/>
-          <w:color w:val="000000"/>
-        </w:rPr>
-        <w:t xml:space="preserve"> </w:t>
-      </w:r>
-      <w:r>
-        <w:rPr>
-          <w:i/>
-          <w:color w:val="000000"/>
-        </w:rPr>
-        <w:t>28</w:t>
+        <w:t>8</w:t>
       </w:r>
       <w:r>
         <w:rPr>
@@ -593,6 +439,78 @@
           <w:sz w:val="26"/>
           <w:szCs w:val="26"/>
         </w:rPr>
+        <w:t>1.1. Dataset</w:t>
+      </w:r>
+      <w:r>
+        <w:rPr>
+          <w:b/>
+          <w:bCs/>
+          <w:sz w:val="26"/>
+          <w:szCs w:val="26"/>
+        </w:rPr>
+        <w:br/>
+      </w:r>
+      <w:r>
+        <w:rPr>
+          <w:b/>
+          <w:bCs/>
+          <w:noProof/>
+          <w:sz w:val="26"/>
+          <w:szCs w:val="26"/>
+        </w:rPr>
+        <w:drawing>
+          <wp:inline distT="0" distB="0" distL="0" distR="0" wp14:anchorId="55FBF9DF" wp14:editId="77673612">
+            <wp:extent cx="5486400" cy="4243705"/>
+            <wp:effectExtent l="0" t="0" r="0" b="4445"/>
+            <wp:docPr id="1447868306" name="Picture 1"/>
+            <wp:cNvGraphicFramePr>
+              <a:graphicFrameLocks xmlns:a="http://schemas.openxmlformats.org/drawingml/2006/main" noChangeAspect="1"/>
+            </wp:cNvGraphicFramePr>
+            <a:graphic xmlns:a="http://schemas.openxmlformats.org/drawingml/2006/main">
+              <a:graphicData uri="http://schemas.openxmlformats.org/drawingml/2006/picture">
+                <pic:pic xmlns:pic="http://schemas.openxmlformats.org/drawingml/2006/picture">
+                  <pic:nvPicPr>
+                    <pic:cNvPr id="1447868306" name=""/>
+                    <pic:cNvPicPr/>
+                  </pic:nvPicPr>
+                  <pic:blipFill>
+                    <a:blip r:embed="rId8"/>
+                    <a:stretch>
+                      <a:fillRect/>
+                    </a:stretch>
+                  </pic:blipFill>
+                  <pic:spPr>
+                    <a:xfrm>
+                      <a:off x="0" y="0"/>
+                      <a:ext cx="5486400" cy="4243705"/>
+                    </a:xfrm>
+                    <a:prstGeom prst="rect">
+                      <a:avLst/>
+                    </a:prstGeom>
+                  </pic:spPr>
+                </pic:pic>
+              </a:graphicData>
+            </a:graphic>
+          </wp:inline>
+        </w:drawing>
+      </w:r>
+    </w:p>
+    <w:p>
+      <w:pPr>
+        <w:rPr>
+          <w:b/>
+          <w:bCs/>
+          <w:sz w:val="26"/>
+          <w:szCs w:val="26"/>
+        </w:rPr>
+      </w:pPr>
+      <w:r>
+        <w:rPr>
+          <w:b/>
+          <w:bCs/>
+          <w:sz w:val="26"/>
+          <w:szCs w:val="26"/>
+        </w:rPr>
         <w:t>1.</w:t>
       </w:r>
       <w:r>
@@ -602,7 +520,7 @@
           <w:sz w:val="26"/>
           <w:szCs w:val="26"/>
         </w:rPr>
-        <w:t>1</w:t>
+        <w:t>2</w:t>
       </w:r>
       <w:r>
         <w:rPr>
@@ -611,16 +529,7 @@
           <w:sz w:val="26"/>
           <w:szCs w:val="26"/>
         </w:rPr>
-        <w:t>.</w:t>
-      </w:r>
-      <w:r>
-        <w:rPr>
-          <w:b/>
-          <w:bCs/>
-          <w:sz w:val="26"/>
-          <w:szCs w:val="26"/>
-        </w:rPr>
-        <w:t xml:space="preserve"> Data Overview</w:t>
+        <w:t>. Data Overview</w:t>
       </w:r>
     </w:p>
     <w:p>
@@ -635,55 +544,7 @@
           <w:sz w:val="26"/>
           <w:szCs w:val="26"/>
         </w:rPr>
-        <w:t xml:space="preserve">Dataset gồm 10 mẫu (ID từ 1 đến 10) và 6 thuộc tính: ID, Tuổi, Lương, Điểm, </w:t>
-      </w:r>
-      <w:proofErr w:type="spellStart"/>
-      <w:r>
-        <w:rPr>
-          <w:sz w:val="26"/>
-          <w:szCs w:val="26"/>
-        </w:rPr>
-        <w:t>Giới</w:t>
-      </w:r>
-      <w:proofErr w:type="spellEnd"/>
-      <w:r>
-        <w:rPr>
-          <w:sz w:val="26"/>
-          <w:szCs w:val="26"/>
-        </w:rPr>
-        <w:t xml:space="preserve"> </w:t>
-      </w:r>
-      <w:proofErr w:type="spellStart"/>
-      <w:r>
-        <w:rPr>
-          <w:sz w:val="26"/>
-          <w:szCs w:val="26"/>
-        </w:rPr>
-        <w:t>tính</w:t>
-      </w:r>
-      <w:proofErr w:type="spellEnd"/>
-      <w:r>
-        <w:rPr>
-          <w:sz w:val="26"/>
-          <w:szCs w:val="26"/>
-        </w:rPr>
-        <w:t xml:space="preserve">, Mua </w:t>
-      </w:r>
-      <w:proofErr w:type="spellStart"/>
-      <w:r>
-        <w:rPr>
-          <w:sz w:val="26"/>
-          <w:szCs w:val="26"/>
-        </w:rPr>
-        <w:t>hàng</w:t>
-      </w:r>
-      <w:proofErr w:type="spellEnd"/>
-      <w:r>
-        <w:rPr>
-          <w:sz w:val="26"/>
-          <w:szCs w:val="26"/>
-        </w:rPr>
-        <w:t>.</w:t>
+        <w:t>Dataset gồm 10 mẫu (ID từ 1 đến 10) và 6 thuộc tính: ID, Tuổi, Lương, Điểm, Giới tính, Mua hàng.</w:t>
       </w:r>
       <w:r>
         <w:rPr>
@@ -723,23 +584,7 @@
           <w:szCs w:val="26"/>
         </w:rPr>
         <w:br/>
-        <w:t xml:space="preserve">- Mua </w:t>
-      </w:r>
-      <w:proofErr w:type="spellStart"/>
-      <w:r>
-        <w:rPr>
-          <w:sz w:val="26"/>
-          <w:szCs w:val="26"/>
-        </w:rPr>
-        <w:t>hàng</w:t>
-      </w:r>
-      <w:proofErr w:type="spellEnd"/>
-      <w:r>
-        <w:rPr>
-          <w:sz w:val="26"/>
-          <w:szCs w:val="26"/>
-        </w:rPr>
-        <w:t>: categorical binary.</w:t>
+        <w:t>- Mua hàng: categorical binary.</w:t>
       </w:r>
     </w:p>
     <w:p>
@@ -753,19 +598,42 @@
     <w:p>
       <w:pPr>
         <w:rPr>
+          <w:sz w:val="26"/>
+          <w:szCs w:val="26"/>
+        </w:rPr>
+      </w:pPr>
+    </w:p>
+    <w:p>
+      <w:pPr>
+        <w:rPr>
+          <w:sz w:val="26"/>
+          <w:szCs w:val="26"/>
+        </w:rPr>
+      </w:pPr>
+    </w:p>
+    <w:p>
+      <w:pPr>
+        <w:rPr>
+          <w:sz w:val="26"/>
+          <w:szCs w:val="26"/>
+        </w:rPr>
+      </w:pPr>
+    </w:p>
+    <w:p>
+      <w:pPr>
+        <w:rPr>
+          <w:sz w:val="26"/>
+          <w:szCs w:val="26"/>
+        </w:rPr>
+      </w:pPr>
+      <w:r>
+        <w:rPr>
           <w:b/>
           <w:bCs/>
           <w:sz w:val="26"/>
           <w:szCs w:val="26"/>
         </w:rPr>
-      </w:pPr>
-      <w:r>
-        <w:rPr>
-          <w:b/>
-          <w:bCs/>
-          <w:sz w:val="26"/>
-          <w:szCs w:val="26"/>
-        </w:rPr>
+        <w:lastRenderedPageBreak/>
         <w:t>1.</w:t>
       </w:r>
       <w:r>
@@ -775,7 +643,7 @@
           <w:sz w:val="26"/>
           <w:szCs w:val="26"/>
         </w:rPr>
-        <w:t>2</w:t>
+        <w:t>3</w:t>
       </w:r>
       <w:r>
         <w:rPr>
@@ -784,16 +652,7 @@
           <w:sz w:val="26"/>
           <w:szCs w:val="26"/>
         </w:rPr>
-        <w:t>.</w:t>
-      </w:r>
-      <w:r>
-        <w:rPr>
-          <w:b/>
-          <w:bCs/>
-          <w:sz w:val="26"/>
-          <w:szCs w:val="26"/>
-        </w:rPr>
-        <w:t xml:space="preserve"> Descriptive Statistics</w:t>
+        <w:t>. Descriptive Statistics</w:t>
       </w:r>
     </w:p>
     <w:p>
@@ -808,94 +667,7 @@
           <w:sz w:val="26"/>
           <w:szCs w:val="26"/>
         </w:rPr>
-        <w:t xml:space="preserve">Sau khi loại </w:t>
-      </w:r>
-      <w:proofErr w:type="spellStart"/>
-      <w:r>
-        <w:rPr>
-          <w:sz w:val="26"/>
-          <w:szCs w:val="26"/>
-        </w:rPr>
-        <w:t>bỏ</w:t>
-      </w:r>
-      <w:proofErr w:type="spellEnd"/>
-      <w:r>
-        <w:rPr>
-          <w:sz w:val="26"/>
-          <w:szCs w:val="26"/>
-        </w:rPr>
-        <w:t xml:space="preserve"> </w:t>
-      </w:r>
-      <w:proofErr w:type="spellStart"/>
-      <w:r>
-        <w:rPr>
-          <w:sz w:val="26"/>
-          <w:szCs w:val="26"/>
-        </w:rPr>
-        <w:t>giá</w:t>
-      </w:r>
-      <w:proofErr w:type="spellEnd"/>
-      <w:r>
-        <w:rPr>
-          <w:sz w:val="26"/>
-          <w:szCs w:val="26"/>
-        </w:rPr>
-        <w:t xml:space="preserve"> </w:t>
-      </w:r>
-      <w:proofErr w:type="spellStart"/>
-      <w:r>
-        <w:rPr>
-          <w:sz w:val="26"/>
-          <w:szCs w:val="26"/>
-        </w:rPr>
-        <w:t>trị</w:t>
-      </w:r>
-      <w:proofErr w:type="spellEnd"/>
-      <w:r>
-        <w:rPr>
-          <w:sz w:val="26"/>
-          <w:szCs w:val="26"/>
-        </w:rPr>
-        <w:t xml:space="preserve"> </w:t>
-      </w:r>
-      <w:proofErr w:type="spellStart"/>
-      <w:r>
-        <w:rPr>
-          <w:sz w:val="26"/>
-          <w:szCs w:val="26"/>
-        </w:rPr>
-        <w:t>thiếu</w:t>
-      </w:r>
-      <w:proofErr w:type="spellEnd"/>
-      <w:r>
-        <w:rPr>
-          <w:sz w:val="26"/>
-          <w:szCs w:val="26"/>
-        </w:rPr>
-        <w:t>:</w:t>
-      </w:r>
-      <w:r>
-        <w:rPr>
-          <w:sz w:val="26"/>
-          <w:szCs w:val="26"/>
-        </w:rPr>
-        <w:br/>
-      </w:r>
-      <w:proofErr w:type="spellStart"/>
-      <w:r>
-        <w:rPr>
-          <w:sz w:val="26"/>
-          <w:szCs w:val="26"/>
-        </w:rPr>
-        <w:t>Tuổi</w:t>
-      </w:r>
-      <w:proofErr w:type="spellEnd"/>
-      <w:r>
-        <w:rPr>
-          <w:sz w:val="26"/>
-          <w:szCs w:val="26"/>
-        </w:rPr>
-        <w:t>: Mean = 32.11, Median = 30. Mode không có vì các giá trị không lặp lại.</w:t>
+        <w:t>Tuổi: Mean = 32.11, Median = 30. Mode không có vì các giá trị không lặp lại.</w:t>
       </w:r>
       <w:r>
         <w:rPr>
@@ -911,95 +683,7 @@
           <w:szCs w:val="26"/>
         </w:rPr>
         <w:br/>
-        <w:t xml:space="preserve">Điểm: Mean = 7.76, Median = 7.8, Mode </w:t>
-      </w:r>
-      <w:proofErr w:type="spellStart"/>
-      <w:r>
-        <w:rPr>
-          <w:sz w:val="26"/>
-          <w:szCs w:val="26"/>
-        </w:rPr>
-        <w:t>không</w:t>
-      </w:r>
-      <w:proofErr w:type="spellEnd"/>
-      <w:r>
-        <w:rPr>
-          <w:sz w:val="26"/>
-          <w:szCs w:val="26"/>
-        </w:rPr>
-        <w:t xml:space="preserve"> </w:t>
-      </w:r>
-      <w:proofErr w:type="spellStart"/>
-      <w:r>
-        <w:rPr>
-          <w:sz w:val="26"/>
-          <w:szCs w:val="26"/>
-        </w:rPr>
-        <w:t>có</w:t>
-      </w:r>
-      <w:proofErr w:type="spellEnd"/>
-      <w:r>
-        <w:rPr>
-          <w:sz w:val="26"/>
-          <w:szCs w:val="26"/>
-        </w:rPr>
-        <w:t>.</w:t>
-      </w:r>
-      <w:r>
-        <w:rPr>
-          <w:sz w:val="26"/>
-          <w:szCs w:val="26"/>
-        </w:rPr>
-        <w:br/>
-        <w:t xml:space="preserve">Mean cho biết xu hướng trung tâm, Median ổn định hơn khi </w:t>
-      </w:r>
-      <w:proofErr w:type="spellStart"/>
-      <w:r>
-        <w:rPr>
-          <w:sz w:val="26"/>
-          <w:szCs w:val="26"/>
-        </w:rPr>
-        <w:t>dữ</w:t>
-      </w:r>
-      <w:proofErr w:type="spellEnd"/>
-      <w:r>
-        <w:rPr>
-          <w:sz w:val="26"/>
-          <w:szCs w:val="26"/>
-        </w:rPr>
-        <w:t xml:space="preserve"> </w:t>
-      </w:r>
-      <w:proofErr w:type="spellStart"/>
-      <w:r>
-        <w:rPr>
-          <w:sz w:val="26"/>
-          <w:szCs w:val="26"/>
-        </w:rPr>
-        <w:t>liệu</w:t>
-      </w:r>
-      <w:proofErr w:type="spellEnd"/>
-      <w:r>
-        <w:rPr>
-          <w:sz w:val="26"/>
-          <w:szCs w:val="26"/>
-        </w:rPr>
-        <w:t xml:space="preserve"> </w:t>
-      </w:r>
-      <w:proofErr w:type="spellStart"/>
-      <w:r>
-        <w:rPr>
-          <w:sz w:val="26"/>
-          <w:szCs w:val="26"/>
-        </w:rPr>
-        <w:t>có</w:t>
-      </w:r>
-      <w:proofErr w:type="spellEnd"/>
-      <w:r>
-        <w:rPr>
-          <w:sz w:val="26"/>
-          <w:szCs w:val="26"/>
-        </w:rPr>
-        <w:t xml:space="preserve"> outlier.</w:t>
+        <w:t>Điểm: Mean = 7.76, Median = 7.8, Mode không có.</w:t>
       </w:r>
     </w:p>
     <w:p>
@@ -1026,7 +710,7 @@
           <w:sz w:val="26"/>
           <w:szCs w:val="26"/>
         </w:rPr>
-        <w:t>1.3.</w:t>
+        <w:t>1.</w:t>
       </w:r>
       <w:r>
         <w:rPr>
@@ -1035,7 +719,16 @@
           <w:sz w:val="26"/>
           <w:szCs w:val="26"/>
         </w:rPr>
-        <w:t xml:space="preserve"> Distribution Analysis</w:t>
+        <w:t>4</w:t>
+      </w:r>
+      <w:r>
+        <w:rPr>
+          <w:b/>
+          <w:bCs/>
+          <w:sz w:val="26"/>
+          <w:szCs w:val="26"/>
+        </w:rPr>
+        <w:t>. Distribution Analysis</w:t>
       </w:r>
     </w:p>
     <w:p>
@@ -1050,116 +743,128 @@
           <w:sz w:val="26"/>
           <w:szCs w:val="26"/>
         </w:rPr>
-        <w:t xml:space="preserve">Histogram tuổi cho thấy dữ liệu tập trung chủ yếu trong khoảng 20-40 tuổi và có một số giá trị tuổi cao hơn. Boxplot lương cho thấy phân bố lương bị ảnh hưởng </w:t>
+        <w:t>Histogram tuổi cho thấy dữ liệu tập trung chủ yếu trong khoảng 20-40 tuổi và có một số giá trị tuổi cao hơn. Boxplot lương cho thấy phân bố lương bị ảnh hưởng bởi giá trị 30000.</w:t>
       </w:r>
-      <w:proofErr w:type="spellStart"/>
       <w:r>
         <w:rPr>
           <w:sz w:val="26"/>
           <w:szCs w:val="26"/>
         </w:rPr>
-        <w:t>bởi</w:t>
+        <w:br/>
+        <w:t>Nhận xét: Lương có xu hướng lệch phải vì một số giá trị lớn kéo Mean lên cao hơn Median.</w:t>
       </w:r>
-      <w:proofErr w:type="spellEnd"/>
       <w:r>
         <w:rPr>
+          <w:b/>
+          <w:bCs/>
           <w:sz w:val="26"/>
           <w:szCs w:val="26"/>
         </w:rPr>
         <w:t xml:space="preserve"> </w:t>
       </w:r>
-      <w:proofErr w:type="spellStart"/>
       <w:r>
         <w:rPr>
-          <w:sz w:val="26"/>
-          <w:szCs w:val="26"/>
-        </w:rPr>
-        <w:t>giá</w:t>
-      </w:r>
-      <w:proofErr w:type="spellEnd"/>
-      <w:r>
-        <w:rPr>
-          <w:sz w:val="26"/>
-          <w:szCs w:val="26"/>
-        </w:rPr>
-        <w:t xml:space="preserve"> </w:t>
-      </w:r>
-      <w:proofErr w:type="spellStart"/>
-      <w:r>
-        <w:rPr>
-          <w:sz w:val="26"/>
-          <w:szCs w:val="26"/>
-        </w:rPr>
-        <w:t>trị</w:t>
-      </w:r>
-      <w:proofErr w:type="spellEnd"/>
-      <w:r>
-        <w:rPr>
-          <w:sz w:val="26"/>
-          <w:szCs w:val="26"/>
-        </w:rPr>
-        <w:t xml:space="preserve"> 30000.</w:t>
-      </w:r>
-      <w:r>
-        <w:rPr>
-          <w:sz w:val="26"/>
-          <w:szCs w:val="26"/>
-        </w:rPr>
-        <w:br/>
-        <w:t xml:space="preserve">Nhận xét: Lương có xu hướng lệch phải vì một số giá trị lớn kéo Mean </w:t>
-      </w:r>
-      <w:proofErr w:type="spellStart"/>
-      <w:r>
-        <w:rPr>
-          <w:sz w:val="26"/>
-          <w:szCs w:val="26"/>
-        </w:rPr>
-        <w:t>lên</w:t>
-      </w:r>
-      <w:proofErr w:type="spellEnd"/>
-      <w:r>
-        <w:rPr>
-          <w:sz w:val="26"/>
-          <w:szCs w:val="26"/>
-        </w:rPr>
-        <w:t xml:space="preserve"> </w:t>
-      </w:r>
-      <w:proofErr w:type="spellStart"/>
-      <w:r>
-        <w:rPr>
-          <w:sz w:val="26"/>
-          <w:szCs w:val="26"/>
-        </w:rPr>
-        <w:t>cao</w:t>
-      </w:r>
-      <w:proofErr w:type="spellEnd"/>
-      <w:r>
-        <w:rPr>
-          <w:sz w:val="26"/>
-          <w:szCs w:val="26"/>
-        </w:rPr>
-        <w:t xml:space="preserve"> </w:t>
-      </w:r>
-      <w:proofErr w:type="spellStart"/>
-      <w:r>
-        <w:rPr>
-          <w:sz w:val="26"/>
-          <w:szCs w:val="26"/>
-        </w:rPr>
-        <w:t>hơn</w:t>
-      </w:r>
-      <w:proofErr w:type="spellEnd"/>
-      <w:r>
-        <w:rPr>
-          <w:sz w:val="26"/>
-          <w:szCs w:val="26"/>
-        </w:rPr>
-        <w:t xml:space="preserve"> Median.</w:t>
+          <w:b/>
+          <w:bCs/>
+          <w:noProof/>
+          <w:sz w:val="26"/>
+          <w:szCs w:val="26"/>
+        </w:rPr>
+        <w:drawing>
+          <wp:inline distT="0" distB="0" distL="0" distR="0" wp14:anchorId="65EA2EA4" wp14:editId="5B13F6A7">
+            <wp:extent cx="5486400" cy="3020381"/>
+            <wp:effectExtent l="0" t="0" r="0" b="8890"/>
+            <wp:docPr id="190668563" name="Picture 1"/>
+            <wp:cNvGraphicFramePr>
+              <a:graphicFrameLocks xmlns:a="http://schemas.openxmlformats.org/drawingml/2006/main" noChangeAspect="1"/>
+            </wp:cNvGraphicFramePr>
+            <a:graphic xmlns:a="http://schemas.openxmlformats.org/drawingml/2006/main">
+              <a:graphicData uri="http://schemas.openxmlformats.org/drawingml/2006/picture">
+                <pic:pic xmlns:pic="http://schemas.openxmlformats.org/drawingml/2006/picture">
+                  <pic:nvPicPr>
+                    <pic:cNvPr id="190668563" name=""/>
+                    <pic:cNvPicPr/>
+                  </pic:nvPicPr>
+                  <pic:blipFill>
+                    <a:blip r:embed="rId9"/>
+                    <a:stretch>
+                      <a:fillRect/>
+                    </a:stretch>
+                  </pic:blipFill>
+                  <pic:spPr>
+                    <a:xfrm>
+                      <a:off x="0" y="0"/>
+                      <a:ext cx="5486400" cy="3020381"/>
+                    </a:xfrm>
+                    <a:prstGeom prst="rect">
+                      <a:avLst/>
+                    </a:prstGeom>
+                  </pic:spPr>
+                </pic:pic>
+              </a:graphicData>
+            </a:graphic>
+          </wp:inline>
+        </w:drawing>
       </w:r>
     </w:p>
     <w:p>
       <w:pPr>
         <w:rPr>
+          <w:b/>
+          <w:bCs/>
+          <w:sz w:val="26"/>
+          <w:szCs w:val="26"/>
+        </w:rPr>
+      </w:pPr>
+      <w:r>
+        <w:rPr>
+          <w:b/>
+          <w:bCs/>
+          <w:noProof/>
+          <w:sz w:val="26"/>
+          <w:szCs w:val="26"/>
+        </w:rPr>
+        <w:lastRenderedPageBreak/>
+        <w:drawing>
+          <wp:inline distT="0" distB="0" distL="0" distR="0" wp14:anchorId="0EEC3980" wp14:editId="5C2B7CB7">
+            <wp:extent cx="5722620" cy="2952049"/>
+            <wp:effectExtent l="0" t="0" r="0" b="1270"/>
+            <wp:docPr id="1776213325" name="Picture 1"/>
+            <wp:cNvGraphicFramePr>
+              <a:graphicFrameLocks xmlns:a="http://schemas.openxmlformats.org/drawingml/2006/main" noChangeAspect="1"/>
+            </wp:cNvGraphicFramePr>
+            <a:graphic xmlns:a="http://schemas.openxmlformats.org/drawingml/2006/main">
+              <a:graphicData uri="http://schemas.openxmlformats.org/drawingml/2006/picture">
+                <pic:pic xmlns:pic="http://schemas.openxmlformats.org/drawingml/2006/picture">
+                  <pic:nvPicPr>
+                    <pic:cNvPr id="1776213325" name=""/>
+                    <pic:cNvPicPr/>
+                  </pic:nvPicPr>
+                  <pic:blipFill>
+                    <a:blip r:embed="rId10"/>
+                    <a:stretch>
+                      <a:fillRect/>
+                    </a:stretch>
+                  </pic:blipFill>
+                  <pic:spPr>
+                    <a:xfrm>
+                      <a:off x="0" y="0"/>
+                      <a:ext cx="5764545" cy="2973676"/>
+                    </a:xfrm>
+                    <a:prstGeom prst="rect">
+                      <a:avLst/>
+                    </a:prstGeom>
+                  </pic:spPr>
+                </pic:pic>
+              </a:graphicData>
+            </a:graphic>
+          </wp:inline>
+        </w:drawing>
+      </w:r>
+    </w:p>
+    <w:p>
+      <w:pPr>
+        <w:rPr>
           <w:sz w:val="26"/>
           <w:szCs w:val="26"/>
         </w:rPr>
@@ -1190,7 +895,7 @@
           <w:sz w:val="26"/>
           <w:szCs w:val="26"/>
         </w:rPr>
-        <w:t>4</w:t>
+        <w:t>5</w:t>
       </w:r>
       <w:r>
         <w:rPr>
@@ -1199,16 +904,7 @@
           <w:sz w:val="26"/>
           <w:szCs w:val="26"/>
         </w:rPr>
-        <w:t>.</w:t>
-      </w:r>
-      <w:r>
-        <w:rPr>
-          <w:b/>
-          <w:bCs/>
-          <w:sz w:val="26"/>
-          <w:szCs w:val="26"/>
-        </w:rPr>
-        <w:t xml:space="preserve"> Relationship Analysis</w:t>
+        <w:t>. Relationship Analysis</w:t>
       </w:r>
     </w:p>
     <w:p>
@@ -1238,17 +934,8 @@
           <w:szCs w:val="26"/>
         </w:rPr>
         <w:br/>
-        <w:t xml:space="preserve">Điểm bất thường: Lương = 30000 là một điểm có khả </w:t>
+        <w:t>Điểm bất thường: Lương = 30000 là một điểm có khả năng ảnh hưởng lớn.</w:t>
       </w:r>
-      <w:proofErr w:type="spellStart"/>
-      <w:r>
-        <w:rPr>
-          <w:sz w:val="26"/>
-          <w:szCs w:val="26"/>
-        </w:rPr>
-        <w:t>năng</w:t>
-      </w:r>
-      <w:proofErr w:type="spellEnd"/>
       <w:r>
         <w:rPr>
           <w:sz w:val="26"/>
@@ -1256,66 +943,52 @@
         </w:rPr>
         <w:t xml:space="preserve"> </w:t>
       </w:r>
-      <w:proofErr w:type="spellStart"/>
       <w:r>
         <w:rPr>
-          <w:sz w:val="26"/>
-          <w:szCs w:val="26"/>
-        </w:rPr>
-        <w:t>ảnh</w:t>
-      </w:r>
-      <w:proofErr w:type="spellEnd"/>
-      <w:r>
-        <w:rPr>
-          <w:sz w:val="26"/>
-          <w:szCs w:val="26"/>
-        </w:rPr>
-        <w:t xml:space="preserve"> </w:t>
-      </w:r>
-      <w:proofErr w:type="spellStart"/>
-      <w:r>
-        <w:rPr>
-          <w:sz w:val="26"/>
-          <w:szCs w:val="26"/>
-        </w:rPr>
-        <w:t>hưởng</w:t>
-      </w:r>
-      <w:proofErr w:type="spellEnd"/>
-      <w:r>
-        <w:rPr>
-          <w:sz w:val="26"/>
-          <w:szCs w:val="26"/>
-        </w:rPr>
-        <w:t xml:space="preserve"> </w:t>
-      </w:r>
-      <w:proofErr w:type="spellStart"/>
-      <w:r>
-        <w:rPr>
-          <w:sz w:val="26"/>
-          <w:szCs w:val="26"/>
-        </w:rPr>
-        <w:t>lớn</w:t>
-      </w:r>
-      <w:proofErr w:type="spellEnd"/>
-      <w:r>
-        <w:rPr>
-          <w:sz w:val="26"/>
-          <w:szCs w:val="26"/>
-        </w:rPr>
-        <w:t>.</w:t>
+          <w:noProof/>
+          <w:sz w:val="26"/>
+          <w:szCs w:val="26"/>
+        </w:rPr>
+        <w:drawing>
+          <wp:inline distT="0" distB="0" distL="0" distR="0" wp14:anchorId="4A5BBAEC" wp14:editId="021AAA11">
+            <wp:extent cx="5097780" cy="3320047"/>
+            <wp:effectExtent l="0" t="0" r="7620" b="0"/>
+            <wp:docPr id="1140804277" name="Picture 1"/>
+            <wp:cNvGraphicFramePr>
+              <a:graphicFrameLocks xmlns:a="http://schemas.openxmlformats.org/drawingml/2006/main" noChangeAspect="1"/>
+            </wp:cNvGraphicFramePr>
+            <a:graphic xmlns:a="http://schemas.openxmlformats.org/drawingml/2006/main">
+              <a:graphicData uri="http://schemas.openxmlformats.org/drawingml/2006/picture">
+                <pic:pic xmlns:pic="http://schemas.openxmlformats.org/drawingml/2006/picture">
+                  <pic:nvPicPr>
+                    <pic:cNvPr id="1140804277" name=""/>
+                    <pic:cNvPicPr/>
+                  </pic:nvPicPr>
+                  <pic:blipFill>
+                    <a:blip r:embed="rId11"/>
+                    <a:stretch>
+                      <a:fillRect/>
+                    </a:stretch>
+                  </pic:blipFill>
+                  <pic:spPr>
+                    <a:xfrm>
+                      <a:off x="0" y="0"/>
+                      <a:ext cx="5115471" cy="3331569"/>
+                    </a:xfrm>
+                    <a:prstGeom prst="rect">
+                      <a:avLst/>
+                    </a:prstGeom>
+                  </pic:spPr>
+                </pic:pic>
+              </a:graphicData>
+            </a:graphic>
+          </wp:inline>
+        </w:drawing>
       </w:r>
     </w:p>
     <w:p>
       <w:pPr>
         <w:rPr>
-          <w:sz w:val="26"/>
-          <w:szCs w:val="26"/>
-        </w:rPr>
-      </w:pPr>
-    </w:p>
-    <w:p>
-      <w:pPr>
-        <w:rPr>
           <w:b/>
           <w:bCs/>
           <w:sz w:val="26"/>
@@ -1329,6 +1002,7 @@
           <w:sz w:val="26"/>
           <w:szCs w:val="26"/>
         </w:rPr>
+        <w:lastRenderedPageBreak/>
         <w:t>1.</w:t>
       </w:r>
       <w:r>
@@ -1338,7 +1012,7 @@
           <w:sz w:val="26"/>
           <w:szCs w:val="26"/>
         </w:rPr>
-        <w:t>5</w:t>
+        <w:t>6</w:t>
       </w:r>
       <w:r>
         <w:rPr>
@@ -1347,16 +1021,7 @@
           <w:sz w:val="26"/>
           <w:szCs w:val="26"/>
         </w:rPr>
-        <w:t>.</w:t>
-      </w:r>
-      <w:r>
-        <w:rPr>
-          <w:b/>
-          <w:bCs/>
-          <w:sz w:val="26"/>
-          <w:szCs w:val="26"/>
-        </w:rPr>
-        <w:t xml:space="preserve"> EDA: Missing Data </w:t>
+        <w:t xml:space="preserve">. EDA: Missing Data </w:t>
       </w:r>
     </w:p>
     <w:p>
@@ -1366,69 +1031,12 @@
           <w:szCs w:val="26"/>
         </w:rPr>
       </w:pPr>
-      <w:proofErr w:type="spellStart"/>
       <w:r>
         <w:rPr>
           <w:sz w:val="26"/>
           <w:szCs w:val="26"/>
         </w:rPr>
-        <w:t>Xác</w:t>
-      </w:r>
-      <w:proofErr w:type="spellEnd"/>
-      <w:r>
-        <w:rPr>
-          <w:sz w:val="26"/>
-          <w:szCs w:val="26"/>
-        </w:rPr>
-        <w:t xml:space="preserve"> </w:t>
-      </w:r>
-      <w:proofErr w:type="spellStart"/>
-      <w:r>
-        <w:rPr>
-          <w:sz w:val="26"/>
-          <w:szCs w:val="26"/>
-        </w:rPr>
-        <w:t>định</w:t>
-      </w:r>
-      <w:proofErr w:type="spellEnd"/>
-      <w:r>
-        <w:rPr>
-          <w:sz w:val="26"/>
-          <w:szCs w:val="26"/>
-        </w:rPr>
-        <w:t xml:space="preserve"> </w:t>
-      </w:r>
-      <w:proofErr w:type="spellStart"/>
-      <w:r>
-        <w:rPr>
-          <w:sz w:val="26"/>
-          <w:szCs w:val="26"/>
-        </w:rPr>
-        <w:t>vị</w:t>
-      </w:r>
-      <w:proofErr w:type="spellEnd"/>
-      <w:r>
-        <w:rPr>
-          <w:sz w:val="26"/>
-          <w:szCs w:val="26"/>
-        </w:rPr>
-        <w:t xml:space="preserve"> </w:t>
-      </w:r>
-      <w:proofErr w:type="spellStart"/>
-      <w:r>
-        <w:rPr>
-          <w:sz w:val="26"/>
-          <w:szCs w:val="26"/>
-        </w:rPr>
-        <w:t>trí</w:t>
-      </w:r>
-      <w:proofErr w:type="spellEnd"/>
-      <w:r>
-        <w:rPr>
-          <w:sz w:val="26"/>
-          <w:szCs w:val="26"/>
-        </w:rPr>
-        <w:t xml:space="preserve"> missing. </w:t>
+        <w:t xml:space="preserve">Xác định vị trí missing. </w:t>
       </w:r>
     </w:p>
     <w:p>
@@ -1438,149 +1046,12 @@
           <w:szCs w:val="26"/>
         </w:rPr>
       </w:pPr>
-      <w:proofErr w:type="spellStart"/>
       <w:r>
         <w:rPr>
           <w:sz w:val="26"/>
           <w:szCs w:val="26"/>
         </w:rPr>
-        <w:t>Tính</w:t>
-      </w:r>
-      <w:proofErr w:type="spellEnd"/>
-      <w:r>
-        <w:rPr>
-          <w:sz w:val="26"/>
-          <w:szCs w:val="26"/>
-        </w:rPr>
-        <w:t xml:space="preserve"> </w:t>
-      </w:r>
-      <w:proofErr w:type="spellStart"/>
-      <w:r>
-        <w:rPr>
-          <w:sz w:val="26"/>
-          <w:szCs w:val="26"/>
-        </w:rPr>
-        <w:t>số</w:t>
-      </w:r>
-      <w:proofErr w:type="spellEnd"/>
-      <w:r>
-        <w:rPr>
-          <w:sz w:val="26"/>
-          <w:szCs w:val="26"/>
-        </w:rPr>
-        <w:t xml:space="preserve"> </w:t>
-      </w:r>
-      <w:proofErr w:type="spellStart"/>
-      <w:r>
-        <w:rPr>
-          <w:sz w:val="26"/>
-          <w:szCs w:val="26"/>
-        </w:rPr>
-        <w:t>lượng</w:t>
-      </w:r>
-      <w:proofErr w:type="spellEnd"/>
-      <w:r>
-        <w:rPr>
-          <w:sz w:val="26"/>
-          <w:szCs w:val="26"/>
-        </w:rPr>
-        <w:t xml:space="preserve"> </w:t>
-      </w:r>
-      <w:proofErr w:type="spellStart"/>
-      <w:r>
-        <w:rPr>
-          <w:sz w:val="26"/>
-          <w:szCs w:val="26"/>
-        </w:rPr>
-        <w:t>và</w:t>
-      </w:r>
-      <w:proofErr w:type="spellEnd"/>
-      <w:r>
-        <w:rPr>
-          <w:sz w:val="26"/>
-          <w:szCs w:val="26"/>
-        </w:rPr>
-        <w:t xml:space="preserve"> </w:t>
-      </w:r>
-      <w:proofErr w:type="spellStart"/>
-      <w:r>
-        <w:rPr>
-          <w:sz w:val="26"/>
-          <w:szCs w:val="26"/>
-        </w:rPr>
-        <w:t>tỷ</w:t>
-      </w:r>
-      <w:proofErr w:type="spellEnd"/>
-      <w:r>
-        <w:rPr>
-          <w:sz w:val="26"/>
-          <w:szCs w:val="26"/>
-        </w:rPr>
-        <w:t xml:space="preserve"> </w:t>
-      </w:r>
-      <w:proofErr w:type="spellStart"/>
-      <w:r>
-        <w:rPr>
-          <w:sz w:val="26"/>
-          <w:szCs w:val="26"/>
-        </w:rPr>
-        <w:t>lệ</w:t>
-      </w:r>
-      <w:proofErr w:type="spellEnd"/>
-      <w:r>
-        <w:rPr>
-          <w:sz w:val="26"/>
-          <w:szCs w:val="26"/>
-        </w:rPr>
-        <w:t xml:space="preserve"> missing </w:t>
-      </w:r>
-      <w:proofErr w:type="spellStart"/>
-      <w:r>
-        <w:rPr>
-          <w:sz w:val="26"/>
-          <w:szCs w:val="26"/>
-        </w:rPr>
-        <w:t>từng</w:t>
-      </w:r>
-      <w:proofErr w:type="spellEnd"/>
-      <w:r>
-        <w:rPr>
-          <w:sz w:val="26"/>
-          <w:szCs w:val="26"/>
-        </w:rPr>
-        <w:t xml:space="preserve"> </w:t>
-      </w:r>
-      <w:proofErr w:type="spellStart"/>
-      <w:r>
-        <w:rPr>
-          <w:sz w:val="26"/>
-          <w:szCs w:val="26"/>
-        </w:rPr>
-        <w:t>thuộc</w:t>
-      </w:r>
-      <w:proofErr w:type="spellEnd"/>
-      <w:r>
-        <w:rPr>
-          <w:sz w:val="26"/>
-          <w:szCs w:val="26"/>
-        </w:rPr>
-        <w:t xml:space="preserve"> </w:t>
-      </w:r>
-      <w:proofErr w:type="spellStart"/>
-      <w:r>
-        <w:rPr>
-          <w:sz w:val="26"/>
-          <w:szCs w:val="26"/>
-        </w:rPr>
-        <w:t>tính</w:t>
-      </w:r>
-      <w:proofErr w:type="spellEnd"/>
-      <w:r>
-        <w:rPr>
-          <w:sz w:val="26"/>
-          <w:szCs w:val="26"/>
-        </w:rPr>
-        <w:t xml:space="preserve">. </w:t>
+        <w:t xml:space="preserve">Tính số lượng và tỷ lệ missing từng thuộc tính. </w:t>
       </w:r>
     </w:p>
     <w:p>
@@ -1590,101 +1061,12 @@
           <w:szCs w:val="26"/>
         </w:rPr>
       </w:pPr>
-      <w:proofErr w:type="spellStart"/>
       <w:r>
         <w:rPr>
           <w:sz w:val="26"/>
           <w:szCs w:val="26"/>
         </w:rPr>
-        <w:t>Nhận</w:t>
-      </w:r>
-      <w:proofErr w:type="spellEnd"/>
-      <w:r>
-        <w:rPr>
-          <w:sz w:val="26"/>
-          <w:szCs w:val="26"/>
-        </w:rPr>
-        <w:t xml:space="preserve"> </w:t>
-      </w:r>
-      <w:proofErr w:type="spellStart"/>
-      <w:r>
-        <w:rPr>
-          <w:sz w:val="26"/>
-          <w:szCs w:val="26"/>
-        </w:rPr>
-        <w:t>xét</w:t>
-      </w:r>
-      <w:proofErr w:type="spellEnd"/>
-      <w:r>
-        <w:rPr>
-          <w:sz w:val="26"/>
-          <w:szCs w:val="26"/>
-        </w:rPr>
-        <w:t xml:space="preserve"> </w:t>
-      </w:r>
-      <w:proofErr w:type="spellStart"/>
-      <w:r>
-        <w:rPr>
-          <w:sz w:val="26"/>
-          <w:szCs w:val="26"/>
-        </w:rPr>
-        <w:t>mức</w:t>
-      </w:r>
-      <w:proofErr w:type="spellEnd"/>
-      <w:r>
-        <w:rPr>
-          <w:sz w:val="26"/>
-          <w:szCs w:val="26"/>
-        </w:rPr>
-        <w:t xml:space="preserve"> </w:t>
-      </w:r>
-      <w:proofErr w:type="spellStart"/>
-      <w:r>
-        <w:rPr>
-          <w:sz w:val="26"/>
-          <w:szCs w:val="26"/>
-        </w:rPr>
-        <w:t>độ</w:t>
-      </w:r>
-      <w:proofErr w:type="spellEnd"/>
-      <w:r>
-        <w:rPr>
-          <w:sz w:val="26"/>
-          <w:szCs w:val="26"/>
-        </w:rPr>
-        <w:t xml:space="preserve"> </w:t>
-      </w:r>
-      <w:proofErr w:type="spellStart"/>
-      <w:r>
-        <w:rPr>
-          <w:sz w:val="26"/>
-          <w:szCs w:val="26"/>
-        </w:rPr>
-        <w:t>ảnh</w:t>
-      </w:r>
-      <w:proofErr w:type="spellEnd"/>
-      <w:r>
-        <w:rPr>
-          <w:sz w:val="26"/>
-          <w:szCs w:val="26"/>
-        </w:rPr>
-        <w:t xml:space="preserve"> </w:t>
-      </w:r>
-      <w:proofErr w:type="spellStart"/>
-      <w:r>
-        <w:rPr>
-          <w:sz w:val="26"/>
-          <w:szCs w:val="26"/>
-        </w:rPr>
-        <w:t>hưởng</w:t>
-      </w:r>
-      <w:proofErr w:type="spellEnd"/>
-      <w:r>
-        <w:rPr>
-          <w:sz w:val="26"/>
-          <w:szCs w:val="26"/>
-        </w:rPr>
-        <w:t xml:space="preserve">. </w:t>
+        <w:t xml:space="preserve">Nhận xét mức độ ảnh hưởng. </w:t>
       </w:r>
     </w:p>
     <w:p>
@@ -1694,85 +1076,12 @@
           <w:szCs w:val="26"/>
         </w:rPr>
       </w:pPr>
-      <w:proofErr w:type="spellStart"/>
       <w:r>
         <w:rPr>
           <w:sz w:val="26"/>
           <w:szCs w:val="26"/>
         </w:rPr>
-        <w:t>Đề</w:t>
-      </w:r>
-      <w:proofErr w:type="spellEnd"/>
-      <w:r>
-        <w:rPr>
-          <w:sz w:val="26"/>
-          <w:szCs w:val="26"/>
-        </w:rPr>
-        <w:t xml:space="preserve"> </w:t>
-      </w:r>
-      <w:proofErr w:type="spellStart"/>
-      <w:r>
-        <w:rPr>
-          <w:sz w:val="26"/>
-          <w:szCs w:val="26"/>
-        </w:rPr>
-        <w:t>xuất</w:t>
-      </w:r>
-      <w:proofErr w:type="spellEnd"/>
-      <w:r>
-        <w:rPr>
-          <w:sz w:val="26"/>
-          <w:szCs w:val="26"/>
-        </w:rPr>
-        <w:t xml:space="preserve"> </w:t>
-      </w:r>
-      <w:proofErr w:type="spellStart"/>
-      <w:r>
-        <w:rPr>
-          <w:sz w:val="26"/>
-          <w:szCs w:val="26"/>
-        </w:rPr>
-        <w:t>hướng</w:t>
-      </w:r>
-      <w:proofErr w:type="spellEnd"/>
-      <w:r>
-        <w:rPr>
-          <w:sz w:val="26"/>
-          <w:szCs w:val="26"/>
-        </w:rPr>
-        <w:t xml:space="preserve"> </w:t>
-      </w:r>
-      <w:proofErr w:type="spellStart"/>
-      <w:r>
-        <w:rPr>
-          <w:sz w:val="26"/>
-          <w:szCs w:val="26"/>
-        </w:rPr>
-        <w:t>xử</w:t>
-      </w:r>
-      <w:proofErr w:type="spellEnd"/>
-      <w:r>
-        <w:rPr>
-          <w:sz w:val="26"/>
-          <w:szCs w:val="26"/>
-        </w:rPr>
-        <w:t xml:space="preserve"> </w:t>
-      </w:r>
-      <w:proofErr w:type="spellStart"/>
-      <w:r>
-        <w:rPr>
-          <w:sz w:val="26"/>
-          <w:szCs w:val="26"/>
-        </w:rPr>
-        <w:t>lý</w:t>
-      </w:r>
-      <w:proofErr w:type="spellEnd"/>
-      <w:r>
-        <w:rPr>
-          <w:sz w:val="26"/>
-          <w:szCs w:val="26"/>
-        </w:rPr>
-        <w:t xml:space="preserve">. </w:t>
+        <w:t xml:space="preserve">Đề xuất hướng xử lý. </w:t>
       </w:r>
     </w:p>
     <w:p>
@@ -1808,7 +1117,7 @@
           <w:sz w:val="26"/>
           <w:szCs w:val="26"/>
         </w:rPr>
-        <w:t>6</w:t>
+        <w:t>7</w:t>
       </w:r>
       <w:r>
         <w:rPr>
@@ -1817,16 +1126,7 @@
           <w:sz w:val="26"/>
           <w:szCs w:val="26"/>
         </w:rPr>
-        <w:t>.</w:t>
-      </w:r>
-      <w:r>
-        <w:rPr>
-          <w:b/>
-          <w:bCs/>
-          <w:sz w:val="26"/>
-          <w:szCs w:val="26"/>
-        </w:rPr>
-        <w:t xml:space="preserve"> Missing Data Processing </w:t>
+        <w:t xml:space="preserve">. Missing Data Processing </w:t>
       </w:r>
     </w:p>
     <w:p>
@@ -1836,117 +1136,12 @@
           <w:szCs w:val="26"/>
         </w:rPr>
       </w:pPr>
-      <w:proofErr w:type="spellStart"/>
       <w:r>
         <w:rPr>
           <w:sz w:val="26"/>
           <w:szCs w:val="26"/>
         </w:rPr>
-        <w:t>Xác</w:t>
-      </w:r>
-      <w:proofErr w:type="spellEnd"/>
-      <w:r>
-        <w:rPr>
-          <w:sz w:val="26"/>
-          <w:szCs w:val="26"/>
-        </w:rPr>
-        <w:t xml:space="preserve"> </w:t>
-      </w:r>
-      <w:proofErr w:type="spellStart"/>
-      <w:r>
-        <w:rPr>
-          <w:sz w:val="26"/>
-          <w:szCs w:val="26"/>
-        </w:rPr>
-        <w:t>định</w:t>
-      </w:r>
-      <w:proofErr w:type="spellEnd"/>
-      <w:r>
-        <w:rPr>
-          <w:sz w:val="26"/>
-          <w:szCs w:val="26"/>
-        </w:rPr>
-        <w:t xml:space="preserve"> </w:t>
-      </w:r>
-      <w:proofErr w:type="spellStart"/>
-      <w:r>
-        <w:rPr>
-          <w:sz w:val="26"/>
-          <w:szCs w:val="26"/>
-        </w:rPr>
-        <w:t>từng</w:t>
-      </w:r>
-      <w:proofErr w:type="spellEnd"/>
-      <w:r>
-        <w:rPr>
-          <w:sz w:val="26"/>
-          <w:szCs w:val="26"/>
-        </w:rPr>
-        <w:t xml:space="preserve"> </w:t>
-      </w:r>
-      <w:proofErr w:type="spellStart"/>
-      <w:r>
-        <w:rPr>
-          <w:sz w:val="26"/>
-          <w:szCs w:val="26"/>
-        </w:rPr>
-        <w:t>vị</w:t>
-      </w:r>
-      <w:proofErr w:type="spellEnd"/>
-      <w:r>
-        <w:rPr>
-          <w:sz w:val="26"/>
-          <w:szCs w:val="26"/>
-        </w:rPr>
-        <w:t xml:space="preserve"> </w:t>
-      </w:r>
-      <w:proofErr w:type="spellStart"/>
-      <w:r>
-        <w:rPr>
-          <w:sz w:val="26"/>
-          <w:szCs w:val="26"/>
-        </w:rPr>
-        <w:t>trí</w:t>
-      </w:r>
-      <w:proofErr w:type="spellEnd"/>
-      <w:r>
-        <w:rPr>
-          <w:sz w:val="26"/>
-          <w:szCs w:val="26"/>
-        </w:rPr>
-        <w:t xml:space="preserve"> </w:t>
-      </w:r>
-      <w:proofErr w:type="spellStart"/>
-      <w:r>
-        <w:rPr>
-          <w:sz w:val="26"/>
-          <w:szCs w:val="26"/>
-        </w:rPr>
-        <w:t>cần</w:t>
-      </w:r>
-      <w:proofErr w:type="spellEnd"/>
-      <w:r>
-        <w:rPr>
-          <w:sz w:val="26"/>
-          <w:szCs w:val="26"/>
-        </w:rPr>
-        <w:t xml:space="preserve"> </w:t>
-      </w:r>
-      <w:proofErr w:type="spellStart"/>
-      <w:r>
-        <w:rPr>
-          <w:sz w:val="26"/>
-          <w:szCs w:val="26"/>
-        </w:rPr>
-        <w:t>điền</w:t>
-      </w:r>
-      <w:proofErr w:type="spellEnd"/>
-      <w:r>
-        <w:rPr>
-          <w:sz w:val="26"/>
-          <w:szCs w:val="26"/>
-        </w:rPr>
-        <w:t xml:space="preserve">. </w:t>
+        <w:t xml:space="preserve">Xác định từng vị trí cần điền. </w:t>
       </w:r>
     </w:p>
     <w:p>
@@ -1956,69 +1151,12 @@
           <w:szCs w:val="26"/>
         </w:rPr>
       </w:pPr>
-      <w:proofErr w:type="spellStart"/>
       <w:r>
         <w:rPr>
           <w:sz w:val="26"/>
           <w:szCs w:val="26"/>
         </w:rPr>
-        <w:t>Áp</w:t>
-      </w:r>
-      <w:proofErr w:type="spellEnd"/>
-      <w:r>
-        <w:rPr>
-          <w:sz w:val="26"/>
-          <w:szCs w:val="26"/>
-        </w:rPr>
-        <w:t xml:space="preserve"> </w:t>
-      </w:r>
-      <w:proofErr w:type="spellStart"/>
-      <w:r>
-        <w:rPr>
-          <w:sz w:val="26"/>
-          <w:szCs w:val="26"/>
-        </w:rPr>
-        <w:t>dụng</w:t>
-      </w:r>
-      <w:proofErr w:type="spellEnd"/>
-      <w:r>
-        <w:rPr>
-          <w:sz w:val="26"/>
-          <w:szCs w:val="26"/>
-        </w:rPr>
-        <w:t xml:space="preserve"> 2 </w:t>
-      </w:r>
-      <w:proofErr w:type="spellStart"/>
-      <w:r>
-        <w:rPr>
-          <w:sz w:val="26"/>
-          <w:szCs w:val="26"/>
-        </w:rPr>
-        <w:t>phương</w:t>
-      </w:r>
-      <w:proofErr w:type="spellEnd"/>
-      <w:r>
-        <w:rPr>
-          <w:sz w:val="26"/>
-          <w:szCs w:val="26"/>
-        </w:rPr>
-        <w:t xml:space="preserve"> </w:t>
-      </w:r>
-      <w:proofErr w:type="spellStart"/>
-      <w:r>
-        <w:rPr>
-          <w:sz w:val="26"/>
-          <w:szCs w:val="26"/>
-        </w:rPr>
-        <w:t>pháp</w:t>
-      </w:r>
-      <w:proofErr w:type="spellEnd"/>
-      <w:r>
-        <w:rPr>
-          <w:sz w:val="26"/>
-          <w:szCs w:val="26"/>
-        </w:rPr>
-        <w:t xml:space="preserve">: </w:t>
+        <w:t xml:space="preserve">Áp dụng 2 phương pháp: </w:t>
       </w:r>
     </w:p>
     <w:p>
@@ -2063,71 +1201,7 @@
           <w:sz w:val="26"/>
           <w:szCs w:val="26"/>
         </w:rPr>
-        <w:t xml:space="preserve">So </w:t>
-      </w:r>
-      <w:proofErr w:type="spellStart"/>
-      <w:r>
-        <w:rPr>
-          <w:sz w:val="26"/>
-          <w:szCs w:val="26"/>
-        </w:rPr>
-        <w:t>sánh</w:t>
-      </w:r>
-      <w:proofErr w:type="spellEnd"/>
-      <w:r>
-        <w:rPr>
-          <w:sz w:val="26"/>
-          <w:szCs w:val="26"/>
-        </w:rPr>
-        <w:t xml:space="preserve"> </w:t>
-      </w:r>
-      <w:proofErr w:type="spellStart"/>
-      <w:r>
-        <w:rPr>
-          <w:sz w:val="26"/>
-          <w:szCs w:val="26"/>
-        </w:rPr>
-        <w:t>ưu</w:t>
-      </w:r>
-      <w:proofErr w:type="spellEnd"/>
-      <w:r>
-        <w:rPr>
-          <w:sz w:val="26"/>
-          <w:szCs w:val="26"/>
-        </w:rPr>
-        <w:t xml:space="preserve"> </w:t>
-      </w:r>
-      <w:proofErr w:type="spellStart"/>
-      <w:r>
-        <w:rPr>
-          <w:sz w:val="26"/>
-          <w:szCs w:val="26"/>
-        </w:rPr>
-        <w:t>nhược</w:t>
-      </w:r>
-      <w:proofErr w:type="spellEnd"/>
-      <w:r>
-        <w:rPr>
-          <w:sz w:val="26"/>
-          <w:szCs w:val="26"/>
-        </w:rPr>
-        <w:t xml:space="preserve"> </w:t>
-      </w:r>
-      <w:proofErr w:type="spellStart"/>
-      <w:r>
-        <w:rPr>
-          <w:sz w:val="26"/>
-          <w:szCs w:val="26"/>
-        </w:rPr>
-        <w:t>điểm</w:t>
-      </w:r>
-      <w:proofErr w:type="spellEnd"/>
-      <w:r>
-        <w:rPr>
-          <w:sz w:val="26"/>
-          <w:szCs w:val="26"/>
-        </w:rPr>
-        <w:t xml:space="preserve">. </w:t>
+        <w:t xml:space="preserve">So sánh ưu nhược điểm. </w:t>
       </w:r>
     </w:p>
     <w:p>
@@ -2137,165 +1211,12 @@
           <w:szCs w:val="26"/>
         </w:rPr>
       </w:pPr>
-      <w:proofErr w:type="spellStart"/>
       <w:r>
         <w:rPr>
           <w:sz w:val="26"/>
           <w:szCs w:val="26"/>
         </w:rPr>
-        <w:t>Chọn</w:t>
-      </w:r>
-      <w:proofErr w:type="spellEnd"/>
-      <w:r>
-        <w:rPr>
-          <w:sz w:val="26"/>
-          <w:szCs w:val="26"/>
-        </w:rPr>
-        <w:t xml:space="preserve"> </w:t>
-      </w:r>
-      <w:proofErr w:type="spellStart"/>
-      <w:r>
-        <w:rPr>
-          <w:sz w:val="26"/>
-          <w:szCs w:val="26"/>
-        </w:rPr>
-        <w:t>phương</w:t>
-      </w:r>
-      <w:proofErr w:type="spellEnd"/>
-      <w:r>
-        <w:rPr>
-          <w:sz w:val="26"/>
-          <w:szCs w:val="26"/>
-        </w:rPr>
-        <w:t xml:space="preserve"> </w:t>
-      </w:r>
-      <w:proofErr w:type="spellStart"/>
-      <w:r>
-        <w:rPr>
-          <w:sz w:val="26"/>
-          <w:szCs w:val="26"/>
-        </w:rPr>
-        <w:t>pháp</w:t>
-      </w:r>
-      <w:proofErr w:type="spellEnd"/>
-      <w:r>
-        <w:rPr>
-          <w:sz w:val="26"/>
-          <w:szCs w:val="26"/>
-        </w:rPr>
-        <w:t xml:space="preserve"> </w:t>
-      </w:r>
-      <w:proofErr w:type="spellStart"/>
-      <w:r>
-        <w:rPr>
-          <w:sz w:val="26"/>
-          <w:szCs w:val="26"/>
-        </w:rPr>
-        <w:t>phù</w:t>
-      </w:r>
-      <w:proofErr w:type="spellEnd"/>
-      <w:r>
-        <w:rPr>
-          <w:sz w:val="26"/>
-          <w:szCs w:val="26"/>
-        </w:rPr>
-        <w:t xml:space="preserve"> </w:t>
-      </w:r>
-      <w:proofErr w:type="spellStart"/>
-      <w:r>
-        <w:rPr>
-          <w:sz w:val="26"/>
-          <w:szCs w:val="26"/>
-        </w:rPr>
-        <w:t>hợp</w:t>
-      </w:r>
-      <w:proofErr w:type="spellEnd"/>
-      <w:r>
-        <w:rPr>
-          <w:sz w:val="26"/>
-          <w:szCs w:val="26"/>
-        </w:rPr>
-        <w:t xml:space="preserve"> (</w:t>
-      </w:r>
-      <w:proofErr w:type="spellStart"/>
-      <w:r>
-        <w:rPr>
-          <w:sz w:val="26"/>
-          <w:szCs w:val="26"/>
-        </w:rPr>
-        <w:t>đặc</w:t>
-      </w:r>
-      <w:proofErr w:type="spellEnd"/>
-      <w:r>
-        <w:rPr>
-          <w:sz w:val="26"/>
-          <w:szCs w:val="26"/>
-        </w:rPr>
-        <w:t xml:space="preserve"> </w:t>
-      </w:r>
-      <w:proofErr w:type="spellStart"/>
-      <w:r>
-        <w:rPr>
-          <w:sz w:val="26"/>
-          <w:szCs w:val="26"/>
-        </w:rPr>
-        <w:t>biệt</w:t>
-      </w:r>
-      <w:proofErr w:type="spellEnd"/>
-      <w:r>
-        <w:rPr>
-          <w:sz w:val="26"/>
-          <w:szCs w:val="26"/>
-        </w:rPr>
-        <w:t xml:space="preserve"> </w:t>
-      </w:r>
-      <w:proofErr w:type="spellStart"/>
-      <w:r>
-        <w:rPr>
-          <w:sz w:val="26"/>
-          <w:szCs w:val="26"/>
-        </w:rPr>
-        <w:t>với</w:t>
-      </w:r>
-      <w:proofErr w:type="spellEnd"/>
-      <w:r>
-        <w:rPr>
-          <w:sz w:val="26"/>
-          <w:szCs w:val="26"/>
-        </w:rPr>
-        <w:t xml:space="preserve"> </w:t>
-      </w:r>
-      <w:proofErr w:type="spellStart"/>
-      <w:r>
-        <w:rPr>
-          <w:sz w:val="26"/>
-          <w:szCs w:val="26"/>
-        </w:rPr>
-        <w:t>cột</w:t>
-      </w:r>
-      <w:proofErr w:type="spellEnd"/>
-      <w:r>
-        <w:rPr>
-          <w:sz w:val="26"/>
-          <w:szCs w:val="26"/>
-        </w:rPr>
-        <w:t xml:space="preserve"> Lương </w:t>
-      </w:r>
-      <w:proofErr w:type="spellStart"/>
-      <w:r>
-        <w:rPr>
-          <w:sz w:val="26"/>
-          <w:szCs w:val="26"/>
-        </w:rPr>
-        <w:t>có</w:t>
-      </w:r>
-      <w:proofErr w:type="spellEnd"/>
-      <w:r>
-        <w:rPr>
-          <w:sz w:val="26"/>
-          <w:szCs w:val="26"/>
-        </w:rPr>
-        <w:t xml:space="preserve"> outlier).</w:t>
+        <w:t>Chọn phương pháp phù hợp (đặc biệt với cột Lương có outlier).</w:t>
       </w:r>
     </w:p>
     <w:p>
@@ -2331,7 +1252,7 @@
           <w:sz w:val="26"/>
           <w:szCs w:val="26"/>
         </w:rPr>
-        <w:t>7</w:t>
+        <w:t>8</w:t>
       </w:r>
       <w:r>
         <w:rPr>
@@ -2340,16 +1261,7 @@
           <w:sz w:val="26"/>
           <w:szCs w:val="26"/>
         </w:rPr>
-        <w:t>.</w:t>
-      </w:r>
-      <w:r>
-        <w:rPr>
-          <w:b/>
-          <w:bCs/>
-          <w:sz w:val="26"/>
-          <w:szCs w:val="26"/>
-        </w:rPr>
-        <w:t xml:space="preserve"> Data Quality</w:t>
+        <w:t>. Data Quality</w:t>
       </w:r>
     </w:p>
     <w:p>
@@ -2372,71 +1284,7 @@
           <w:szCs w:val="26"/>
         </w:rPr>
         <w:br/>
-        <w:t xml:space="preserve">Đề xuất: kiểm tra nguồn dữ liệu hoặc thay thế bằng giá trị hợp lệ </w:t>
-      </w:r>
-      <w:proofErr w:type="spellStart"/>
-      <w:r>
-        <w:rPr>
-          <w:sz w:val="26"/>
-          <w:szCs w:val="26"/>
-        </w:rPr>
-        <w:t>sau</w:t>
-      </w:r>
-      <w:proofErr w:type="spellEnd"/>
-      <w:r>
-        <w:rPr>
-          <w:sz w:val="26"/>
-          <w:szCs w:val="26"/>
-        </w:rPr>
-        <w:t xml:space="preserve"> </w:t>
-      </w:r>
-      <w:proofErr w:type="spellStart"/>
-      <w:r>
-        <w:rPr>
-          <w:sz w:val="26"/>
-          <w:szCs w:val="26"/>
-        </w:rPr>
-        <w:t>khi</w:t>
-      </w:r>
-      <w:proofErr w:type="spellEnd"/>
-      <w:r>
-        <w:rPr>
-          <w:sz w:val="26"/>
-          <w:szCs w:val="26"/>
-        </w:rPr>
-        <w:t xml:space="preserve"> </w:t>
-      </w:r>
-      <w:proofErr w:type="spellStart"/>
-      <w:r>
-        <w:rPr>
-          <w:sz w:val="26"/>
-          <w:szCs w:val="26"/>
-        </w:rPr>
-        <w:t>xác</w:t>
-      </w:r>
-      <w:proofErr w:type="spellEnd"/>
-      <w:r>
-        <w:rPr>
-          <w:sz w:val="26"/>
-          <w:szCs w:val="26"/>
-        </w:rPr>
-        <w:t xml:space="preserve"> </w:t>
-      </w:r>
-      <w:proofErr w:type="spellStart"/>
-      <w:r>
-        <w:rPr>
-          <w:sz w:val="26"/>
-          <w:szCs w:val="26"/>
-        </w:rPr>
-        <w:t>minh</w:t>
-      </w:r>
-      <w:proofErr w:type="spellEnd"/>
-      <w:r>
-        <w:rPr>
-          <w:sz w:val="26"/>
-          <w:szCs w:val="26"/>
-        </w:rPr>
-        <w:t>.</w:t>
+        <w:t>Đề xuất: kiểm tra nguồn dữ liệu hoặc thay thế bằng giá trị hợp lệ sau khi xác minh.</w:t>
       </w:r>
     </w:p>
     <w:p>
@@ -2472,7 +1320,7 @@
           <w:sz w:val="26"/>
           <w:szCs w:val="26"/>
         </w:rPr>
-        <w:t>8</w:t>
+        <w:t>9</w:t>
       </w:r>
       <w:r>
         <w:rPr>
@@ -2481,36 +1329,7 @@
           <w:sz w:val="26"/>
           <w:szCs w:val="26"/>
         </w:rPr>
-        <w:t>.</w:t>
-      </w:r>
-      <w:r>
-        <w:rPr>
-          <w:b/>
-          <w:bCs/>
-          <w:sz w:val="26"/>
-          <w:szCs w:val="26"/>
-        </w:rPr>
-        <w:t xml:space="preserve"> Outlier Detection </w:t>
-      </w:r>
-      <w:proofErr w:type="spellStart"/>
-      <w:r>
-        <w:rPr>
-          <w:b/>
-          <w:bCs/>
-          <w:sz w:val="26"/>
-          <w:szCs w:val="26"/>
-        </w:rPr>
-        <w:t>bằng</w:t>
-      </w:r>
-      <w:proofErr w:type="spellEnd"/>
-      <w:r>
-        <w:rPr>
-          <w:b/>
-          <w:bCs/>
-          <w:sz w:val="26"/>
-          <w:szCs w:val="26"/>
-        </w:rPr>
-        <w:t xml:space="preserve"> IQR</w:t>
+        <w:t>. Outlier Detection bằng IQR</w:t>
       </w:r>
     </w:p>
     <w:p>
@@ -2557,13 +1376,6 @@
           <w:szCs w:val="26"/>
         </w:rPr>
         <w:br/>
-      </w:r>
-      <w:r>
-        <w:rPr>
-          <w:sz w:val="26"/>
-          <w:szCs w:val="26"/>
-        </w:rPr>
-        <w:lastRenderedPageBreak/>
         <w:t>Ngưỡng trên = 8500 + 1.5*1500 = 10750</w:t>
       </w:r>
       <w:r>
@@ -2572,23 +1384,7 @@
           <w:szCs w:val="26"/>
         </w:rPr>
         <w:br/>
-        <w:t xml:space="preserve">Outlier: -2000 </w:t>
-      </w:r>
-      <w:proofErr w:type="spellStart"/>
-      <w:r>
-        <w:rPr>
-          <w:sz w:val="26"/>
-          <w:szCs w:val="26"/>
-        </w:rPr>
-        <w:t>và</w:t>
-      </w:r>
-      <w:proofErr w:type="spellEnd"/>
-      <w:r>
-        <w:rPr>
-          <w:sz w:val="26"/>
-          <w:szCs w:val="26"/>
-        </w:rPr>
-        <w:t xml:space="preserve"> 30000.</w:t>
+        <w:t>Outlier: -2000 và 30000.</w:t>
       </w:r>
     </w:p>
     <w:p>
@@ -2624,7 +1420,7 @@
           <w:sz w:val="26"/>
           <w:szCs w:val="26"/>
         </w:rPr>
-        <w:t>9</w:t>
+        <w:t>10</w:t>
       </w:r>
       <w:r>
         <w:rPr>
@@ -2633,16 +1429,7 @@
           <w:sz w:val="26"/>
           <w:szCs w:val="26"/>
         </w:rPr>
-        <w:t>.</w:t>
-      </w:r>
-      <w:r>
-        <w:rPr>
-          <w:b/>
-          <w:bCs/>
-          <w:sz w:val="26"/>
-          <w:szCs w:val="26"/>
-        </w:rPr>
-        <w:t xml:space="preserve"> Z-score Normalization</w:t>
+        <w:t>. Z-score Normalization</w:t>
       </w:r>
     </w:p>
     <w:p>
@@ -2665,39 +1452,7 @@
           <w:szCs w:val="26"/>
         </w:rPr>
         <w:br/>
-        <w:t xml:space="preserve">Mean lương = 9722.22, độ lệch </w:t>
-      </w:r>
-      <w:proofErr w:type="spellStart"/>
-      <w:r>
-        <w:rPr>
-          <w:sz w:val="26"/>
-          <w:szCs w:val="26"/>
-        </w:rPr>
-        <w:t>chuẩn</w:t>
-      </w:r>
-      <w:proofErr w:type="spellEnd"/>
-      <w:r>
-        <w:rPr>
-          <w:sz w:val="26"/>
-          <w:szCs w:val="26"/>
-        </w:rPr>
-        <w:t xml:space="preserve"> </w:t>
-      </w:r>
-      <w:proofErr w:type="spellStart"/>
-      <w:r>
-        <w:rPr>
-          <w:sz w:val="26"/>
-          <w:szCs w:val="26"/>
-        </w:rPr>
-        <w:t>mẫu</w:t>
-      </w:r>
-      <w:proofErr w:type="spellEnd"/>
-      <w:r>
-        <w:rPr>
-          <w:sz w:val="26"/>
-          <w:szCs w:val="26"/>
-        </w:rPr>
-        <w:t xml:space="preserve"> ≈ 8779.49.</w:t>
+        <w:t>Mean lương = 9722.22, độ lệch chuẩn mẫu ≈ 8779.49.</w:t>
       </w:r>
       <w:r>
         <w:rPr>
@@ -2705,71 +1460,7 @@
           <w:szCs w:val="26"/>
         </w:rPr>
         <w:br/>
-        <w:t xml:space="preserve">Sau chuẩn hóa, dữ liệu chuyển về thang đo có trung bình gần 0 và độ lệch chuẩn gần 1, giúp các mô hình Machine Learning </w:t>
-      </w:r>
-      <w:proofErr w:type="spellStart"/>
-      <w:r>
-        <w:rPr>
-          <w:sz w:val="26"/>
-          <w:szCs w:val="26"/>
-        </w:rPr>
-        <w:t>học</w:t>
-      </w:r>
-      <w:proofErr w:type="spellEnd"/>
-      <w:r>
-        <w:rPr>
-          <w:sz w:val="26"/>
-          <w:szCs w:val="26"/>
-        </w:rPr>
-        <w:t xml:space="preserve"> </w:t>
-      </w:r>
-      <w:proofErr w:type="spellStart"/>
-      <w:r>
-        <w:rPr>
-          <w:sz w:val="26"/>
-          <w:szCs w:val="26"/>
-        </w:rPr>
-        <w:t>ổn</w:t>
-      </w:r>
-      <w:proofErr w:type="spellEnd"/>
-      <w:r>
-        <w:rPr>
-          <w:sz w:val="26"/>
-          <w:szCs w:val="26"/>
-        </w:rPr>
-        <w:t xml:space="preserve"> </w:t>
-      </w:r>
-      <w:proofErr w:type="spellStart"/>
-      <w:r>
-        <w:rPr>
-          <w:sz w:val="26"/>
-          <w:szCs w:val="26"/>
-        </w:rPr>
-        <w:t>định</w:t>
-      </w:r>
-      <w:proofErr w:type="spellEnd"/>
-      <w:r>
-        <w:rPr>
-          <w:sz w:val="26"/>
-          <w:szCs w:val="26"/>
-        </w:rPr>
-        <w:t xml:space="preserve"> </w:t>
-      </w:r>
-      <w:proofErr w:type="spellStart"/>
-      <w:r>
-        <w:rPr>
-          <w:sz w:val="26"/>
-          <w:szCs w:val="26"/>
-        </w:rPr>
-        <w:t>hơn</w:t>
-      </w:r>
-      <w:proofErr w:type="spellEnd"/>
-      <w:r>
-        <w:rPr>
-          <w:sz w:val="26"/>
-          <w:szCs w:val="26"/>
-        </w:rPr>
-        <w:t>.</w:t>
+        <w:t>Sau chuẩn hóa, dữ liệu chuyển về thang đo có trung bình gần 0 và độ lệch chuẩn gần 1, giúp các mô hình Machine Learning học ổn định hơn.</w:t>
       </w:r>
     </w:p>
     <w:p>
@@ -2796,7 +1487,7 @@
           <w:sz w:val="26"/>
           <w:szCs w:val="26"/>
         </w:rPr>
-        <w:t>1.</w:t>
+        <w:t>1.1</w:t>
       </w:r>
       <w:r>
         <w:rPr>
@@ -2805,7 +1496,7 @@
           <w:sz w:val="26"/>
           <w:szCs w:val="26"/>
         </w:rPr>
-        <w:t>10</w:t>
+        <w:t>1</w:t>
       </w:r>
       <w:r>
         <w:rPr>
@@ -2814,16 +1505,7 @@
           <w:sz w:val="26"/>
           <w:szCs w:val="26"/>
         </w:rPr>
-        <w:t>.</w:t>
-      </w:r>
-      <w:r>
-        <w:rPr>
-          <w:b/>
-          <w:bCs/>
-          <w:sz w:val="26"/>
-          <w:szCs w:val="26"/>
-        </w:rPr>
-        <w:t xml:space="preserve"> Encoding</w:t>
+        <w:t>. Encoding</w:t>
       </w:r>
     </w:p>
     <w:p>
@@ -2854,54 +1536,7 @@
           <w:szCs w:val="26"/>
         </w:rPr>
         <w:br/>
-      </w:r>
-      <w:proofErr w:type="spellStart"/>
-      <w:r>
-        <w:rPr>
-          <w:sz w:val="26"/>
-          <w:szCs w:val="26"/>
-        </w:rPr>
-        <w:t>Nữ</w:t>
-      </w:r>
-      <w:proofErr w:type="spellEnd"/>
-      <w:r>
-        <w:rPr>
-          <w:sz w:val="26"/>
-          <w:szCs w:val="26"/>
-        </w:rPr>
-        <w:t xml:space="preserve"> -&gt; </w:t>
-      </w:r>
-      <w:proofErr w:type="spellStart"/>
-      <w:r>
-        <w:rPr>
-          <w:sz w:val="26"/>
-          <w:szCs w:val="26"/>
-        </w:rPr>
-        <w:t>Gender_Nam</w:t>
-      </w:r>
-      <w:proofErr w:type="spellEnd"/>
-      <w:r>
-        <w:rPr>
-          <w:sz w:val="26"/>
-          <w:szCs w:val="26"/>
-        </w:rPr>
-        <w:t xml:space="preserve">=0, </w:t>
-      </w:r>
-      <w:proofErr w:type="spellStart"/>
-      <w:r>
-        <w:rPr>
-          <w:sz w:val="26"/>
-          <w:szCs w:val="26"/>
-        </w:rPr>
-        <w:t>Gender_Nu</w:t>
-      </w:r>
-      <w:proofErr w:type="spellEnd"/>
-      <w:r>
-        <w:rPr>
-          <w:sz w:val="26"/>
-          <w:szCs w:val="26"/>
-        </w:rPr>
-        <w:t>=1</w:t>
+        <w:t>Nữ -&gt; Gender_Nam=0, Gender_Nu=1</w:t>
       </w:r>
       <w:r>
         <w:rPr>
@@ -2909,23 +1544,7 @@
           <w:szCs w:val="26"/>
         </w:rPr>
         <w:br/>
-        <w:t xml:space="preserve">Mua </w:t>
-      </w:r>
-      <w:proofErr w:type="spellStart"/>
-      <w:r>
-        <w:rPr>
-          <w:sz w:val="26"/>
-          <w:szCs w:val="26"/>
-        </w:rPr>
-        <w:t>hàng</w:t>
-      </w:r>
-      <w:proofErr w:type="spellEnd"/>
-      <w:r>
-        <w:rPr>
-          <w:sz w:val="26"/>
-          <w:szCs w:val="26"/>
-        </w:rPr>
-        <w:t xml:space="preserve"> binary:</w:t>
+        <w:t>Mua hàng binary:</w:t>
       </w:r>
       <w:r>
         <w:rPr>
@@ -2968,7 +1587,7 @@
           <w:sz w:val="26"/>
           <w:szCs w:val="26"/>
         </w:rPr>
-        <w:t>1.</w:t>
+        <w:t>1.1</w:t>
       </w:r>
       <w:r>
         <w:rPr>
@@ -2977,7 +1596,7 @@
           <w:sz w:val="26"/>
           <w:szCs w:val="26"/>
         </w:rPr>
-        <w:t>11</w:t>
+        <w:t>2</w:t>
       </w:r>
       <w:r>
         <w:rPr>
@@ -2997,7 +1616,6 @@
         </w:rPr>
         <w:t xml:space="preserve"> </w:t>
       </w:r>
-      <w:proofErr w:type="gramStart"/>
       <w:r>
         <w:rPr>
           <w:b/>
@@ -3005,17 +1623,7 @@
           <w:sz w:val="26"/>
           <w:szCs w:val="26"/>
         </w:rPr>
-        <w:t>Feature</w:t>
-      </w:r>
-      <w:proofErr w:type="gramEnd"/>
-      <w:r>
-        <w:rPr>
-          <w:b/>
-          <w:bCs/>
-          <w:sz w:val="26"/>
-          <w:szCs w:val="26"/>
-        </w:rPr>
-        <w:t xml:space="preserve"> Selection</w:t>
+        <w:t>Feature Selection</w:t>
       </w:r>
     </w:p>
     <w:p>
@@ -3046,71 +1654,7 @@
           <w:szCs w:val="26"/>
         </w:rPr>
         <w:br/>
-        <w:t xml:space="preserve">Cần xử lý missing và lỗi dữ liệu trước khi </w:t>
-      </w:r>
-      <w:proofErr w:type="spellStart"/>
-      <w:r>
-        <w:rPr>
-          <w:sz w:val="26"/>
-          <w:szCs w:val="26"/>
-        </w:rPr>
-        <w:t>huấn</w:t>
-      </w:r>
-      <w:proofErr w:type="spellEnd"/>
-      <w:r>
-        <w:rPr>
-          <w:sz w:val="26"/>
-          <w:szCs w:val="26"/>
-        </w:rPr>
-        <w:t xml:space="preserve"> </w:t>
-      </w:r>
-      <w:proofErr w:type="spellStart"/>
-      <w:r>
-        <w:rPr>
-          <w:sz w:val="26"/>
-          <w:szCs w:val="26"/>
-        </w:rPr>
-        <w:t>luyện</w:t>
-      </w:r>
-      <w:proofErr w:type="spellEnd"/>
-      <w:r>
-        <w:rPr>
-          <w:sz w:val="26"/>
-          <w:szCs w:val="26"/>
-        </w:rPr>
-        <w:t xml:space="preserve"> </w:t>
-      </w:r>
-      <w:proofErr w:type="spellStart"/>
-      <w:r>
-        <w:rPr>
-          <w:sz w:val="26"/>
-          <w:szCs w:val="26"/>
-        </w:rPr>
-        <w:t>mô</w:t>
-      </w:r>
-      <w:proofErr w:type="spellEnd"/>
-      <w:r>
-        <w:rPr>
-          <w:sz w:val="26"/>
-          <w:szCs w:val="26"/>
-        </w:rPr>
-        <w:t xml:space="preserve"> </w:t>
-      </w:r>
-      <w:proofErr w:type="spellStart"/>
-      <w:r>
-        <w:rPr>
-          <w:sz w:val="26"/>
-          <w:szCs w:val="26"/>
-        </w:rPr>
-        <w:t>hình</w:t>
-      </w:r>
-      <w:proofErr w:type="spellEnd"/>
-      <w:r>
-        <w:rPr>
-          <w:sz w:val="26"/>
-          <w:szCs w:val="26"/>
-        </w:rPr>
-        <w:t>.</w:t>
+        <w:t>Cần xử lý missing và lỗi dữ liệu trước khi huấn luyện mô hình.</w:t>
       </w:r>
     </w:p>
     <w:p>
@@ -3137,7 +1681,7 @@
           <w:sz w:val="26"/>
           <w:szCs w:val="26"/>
         </w:rPr>
-        <w:t>1.</w:t>
+        <w:t>1.1</w:t>
       </w:r>
       <w:r>
         <w:rPr>
@@ -3146,7 +1690,7 @@
           <w:sz w:val="26"/>
           <w:szCs w:val="26"/>
         </w:rPr>
-        <w:t>12</w:t>
+        <w:t>3</w:t>
       </w:r>
       <w:r>
         <w:rPr>
@@ -3155,16 +1699,7 @@
           <w:sz w:val="26"/>
           <w:szCs w:val="26"/>
         </w:rPr>
-        <w:t xml:space="preserve">. </w:t>
-      </w:r>
-      <w:r>
-        <w:rPr>
-          <w:b/>
-          <w:bCs/>
-          <w:sz w:val="26"/>
-          <w:szCs w:val="26"/>
-        </w:rPr>
-        <w:t>Data Reduction</w:t>
+        <w:t>. Data Reduction</w:t>
       </w:r>
     </w:p>
     <w:p>
@@ -3179,72 +1714,16 @@
           <w:sz w:val="26"/>
           <w:szCs w:val="26"/>
         </w:rPr>
-        <w:t xml:space="preserve">Có thể dùng Feature Selection để loại bỏ thuộc tính không cần thiết. Với dataset nhỏ này, PCA chưa thực sự cần thiết </w:t>
+        <w:t>Có thể dùng Feature Selection để loại bỏ thuộc tính không cần thiết. Với dataset nhỏ này, PCA chưa thực sự cần thiết vì số chiều thấp.</w:t>
       </w:r>
-      <w:proofErr w:type="spellStart"/>
-      <w:r>
-        <w:rPr>
-          <w:sz w:val="26"/>
-          <w:szCs w:val="26"/>
-        </w:rPr>
-        <w:t>vì</w:t>
-      </w:r>
-      <w:proofErr w:type="spellEnd"/>
-      <w:r>
-        <w:rPr>
-          <w:sz w:val="26"/>
-          <w:szCs w:val="26"/>
-        </w:rPr>
-        <w:t xml:space="preserve"> </w:t>
-      </w:r>
-      <w:proofErr w:type="spellStart"/>
-      <w:r>
-        <w:rPr>
-          <w:sz w:val="26"/>
-          <w:szCs w:val="26"/>
-        </w:rPr>
-        <w:t>số</w:t>
-      </w:r>
-      <w:proofErr w:type="spellEnd"/>
-      <w:r>
-        <w:rPr>
-          <w:sz w:val="26"/>
-          <w:szCs w:val="26"/>
-        </w:rPr>
-        <w:t xml:space="preserve"> </w:t>
-      </w:r>
-      <w:proofErr w:type="spellStart"/>
-      <w:r>
-        <w:rPr>
-          <w:sz w:val="26"/>
-          <w:szCs w:val="26"/>
-        </w:rPr>
-        <w:t>chiều</w:t>
-      </w:r>
-      <w:proofErr w:type="spellEnd"/>
-      <w:r>
-        <w:rPr>
-          <w:sz w:val="26"/>
-          <w:szCs w:val="26"/>
-        </w:rPr>
-        <w:t xml:space="preserve"> </w:t>
-      </w:r>
-      <w:proofErr w:type="spellStart"/>
-      <w:r>
-        <w:rPr>
-          <w:sz w:val="26"/>
-          <w:szCs w:val="26"/>
-        </w:rPr>
-        <w:t>thấp</w:t>
-      </w:r>
-      <w:proofErr w:type="spellEnd"/>
-      <w:r>
-        <w:rPr>
-          <w:sz w:val="26"/>
-          <w:szCs w:val="26"/>
-        </w:rPr>
-        <w:t>.</w:t>
-      </w:r>
+    </w:p>
+    <w:p>
+      <w:pPr>
+        <w:rPr>
+          <w:sz w:val="26"/>
+          <w:szCs w:val="26"/>
+        </w:rPr>
+      </w:pPr>
     </w:p>
     <w:p>
       <w:pPr>
@@ -3318,7 +1797,6 @@
         </w:rPr>
         <w:t xml:space="preserve">1. </w:t>
       </w:r>
-      <w:proofErr w:type="spellStart"/>
       <w:r>
         <w:rPr>
           <w:b/>
@@ -3326,69 +1804,8 @@
           <w:sz w:val="26"/>
           <w:szCs w:val="26"/>
         </w:rPr>
-        <w:t>Phân</w:t>
+        <w:t>Phân tích tập tuổi</w:t>
       </w:r>
-      <w:proofErr w:type="spellEnd"/>
-      <w:r>
-        <w:rPr>
-          <w:b/>
-          <w:bCs/>
-          <w:sz w:val="26"/>
-          <w:szCs w:val="26"/>
-        </w:rPr>
-        <w:t xml:space="preserve"> </w:t>
-      </w:r>
-      <w:proofErr w:type="spellStart"/>
-      <w:r>
-        <w:rPr>
-          <w:b/>
-          <w:bCs/>
-          <w:sz w:val="26"/>
-          <w:szCs w:val="26"/>
-        </w:rPr>
-        <w:t>tích</w:t>
-      </w:r>
-      <w:proofErr w:type="spellEnd"/>
-      <w:r>
-        <w:rPr>
-          <w:b/>
-          <w:bCs/>
-          <w:sz w:val="26"/>
-          <w:szCs w:val="26"/>
-        </w:rPr>
-        <w:t xml:space="preserve"> </w:t>
-      </w:r>
-      <w:proofErr w:type="spellStart"/>
-      <w:r>
-        <w:rPr>
-          <w:b/>
-          <w:bCs/>
-          <w:sz w:val="26"/>
-          <w:szCs w:val="26"/>
-        </w:rPr>
-        <w:t>tập</w:t>
-      </w:r>
-      <w:proofErr w:type="spellEnd"/>
-      <w:r>
-        <w:rPr>
-          <w:b/>
-          <w:bCs/>
-          <w:sz w:val="26"/>
-          <w:szCs w:val="26"/>
-        </w:rPr>
-        <w:t xml:space="preserve"> </w:t>
-      </w:r>
-      <w:proofErr w:type="spellStart"/>
-      <w:r>
-        <w:rPr>
-          <w:b/>
-          <w:bCs/>
-          <w:sz w:val="26"/>
-          <w:szCs w:val="26"/>
-        </w:rPr>
-        <w:t>tuổi</w:t>
-      </w:r>
-      <w:proofErr w:type="spellEnd"/>
     </w:p>
     <w:p>
       <w:pPr>
@@ -3426,55 +1843,7 @@
           <w:szCs w:val="26"/>
         </w:rPr>
         <w:br/>
-        <w:t xml:space="preserve">IQR ≈ 15. Giá trị 70 có </w:t>
-      </w:r>
-      <w:proofErr w:type="spellStart"/>
-      <w:r>
-        <w:rPr>
-          <w:sz w:val="26"/>
-          <w:szCs w:val="26"/>
-        </w:rPr>
-        <w:t>khả</w:t>
-      </w:r>
-      <w:proofErr w:type="spellEnd"/>
-      <w:r>
-        <w:rPr>
-          <w:sz w:val="26"/>
-          <w:szCs w:val="26"/>
-        </w:rPr>
-        <w:t xml:space="preserve"> </w:t>
-      </w:r>
-      <w:proofErr w:type="spellStart"/>
-      <w:r>
-        <w:rPr>
-          <w:sz w:val="26"/>
-          <w:szCs w:val="26"/>
-        </w:rPr>
-        <w:t>năng</w:t>
-      </w:r>
-      <w:proofErr w:type="spellEnd"/>
-      <w:r>
-        <w:rPr>
-          <w:sz w:val="26"/>
-          <w:szCs w:val="26"/>
-        </w:rPr>
-        <w:t xml:space="preserve"> </w:t>
-      </w:r>
-      <w:proofErr w:type="spellStart"/>
-      <w:r>
-        <w:rPr>
-          <w:sz w:val="26"/>
-          <w:szCs w:val="26"/>
-        </w:rPr>
-        <w:t>là</w:t>
-      </w:r>
-      <w:proofErr w:type="spellEnd"/>
-      <w:r>
-        <w:rPr>
-          <w:sz w:val="26"/>
-          <w:szCs w:val="26"/>
-        </w:rPr>
-        <w:t xml:space="preserve"> outlier.</w:t>
+        <w:t>IQR ≈ 15. Giá trị 70 có khả năng là outlier.</w:t>
       </w:r>
     </w:p>
     <w:p>
@@ -3484,6 +1853,48 @@
           <w:szCs w:val="26"/>
         </w:rPr>
       </w:pPr>
+      <w:r>
+        <w:rPr>
+          <w:noProof/>
+          <w:sz w:val="26"/>
+          <w:szCs w:val="26"/>
+        </w:rPr>
+        <w:drawing>
+          <wp:inline distT="0" distB="0" distL="0" distR="0" wp14:anchorId="051F9AA9" wp14:editId="1E264EEE">
+            <wp:extent cx="5486400" cy="3371215"/>
+            <wp:effectExtent l="0" t="0" r="0" b="635"/>
+            <wp:docPr id="333014673" name="Picture 1"/>
+            <wp:cNvGraphicFramePr>
+              <a:graphicFrameLocks xmlns:a="http://schemas.openxmlformats.org/drawingml/2006/main" noChangeAspect="1"/>
+            </wp:cNvGraphicFramePr>
+            <a:graphic xmlns:a="http://schemas.openxmlformats.org/drawingml/2006/main">
+              <a:graphicData uri="http://schemas.openxmlformats.org/drawingml/2006/picture">
+                <pic:pic xmlns:pic="http://schemas.openxmlformats.org/drawingml/2006/picture">
+                  <pic:nvPicPr>
+                    <pic:cNvPr id="333014673" name=""/>
+                    <pic:cNvPicPr/>
+                  </pic:nvPicPr>
+                  <pic:blipFill>
+                    <a:blip r:embed="rId12"/>
+                    <a:stretch>
+                      <a:fillRect/>
+                    </a:stretch>
+                  </pic:blipFill>
+                  <pic:spPr>
+                    <a:xfrm>
+                      <a:off x="0" y="0"/>
+                      <a:ext cx="5486400" cy="3371215"/>
+                    </a:xfrm>
+                    <a:prstGeom prst="rect">
+                      <a:avLst/>
+                    </a:prstGeom>
+                  </pic:spPr>
+                </pic:pic>
+              </a:graphicData>
+            </a:graphic>
+          </wp:inline>
+        </w:drawing>
+      </w:r>
     </w:p>
     <w:p>
       <w:pPr>
@@ -3510,7 +1921,7 @@
           <w:sz w:val="26"/>
           <w:szCs w:val="26"/>
         </w:rPr>
-        <w:t>3</w:t>
+        <w:t>2</w:t>
       </w:r>
       <w:r>
         <w:rPr>
@@ -3519,16 +1930,7 @@
           <w:sz w:val="26"/>
           <w:szCs w:val="26"/>
         </w:rPr>
-        <w:t>.</w:t>
-      </w:r>
-      <w:r>
-        <w:rPr>
-          <w:b/>
-          <w:bCs/>
-          <w:sz w:val="26"/>
-          <w:szCs w:val="26"/>
-        </w:rPr>
-        <w:t xml:space="preserve"> Measurement Scale</w:t>
+        <w:t>. Measurement Scale</w:t>
       </w:r>
     </w:p>
     <w:p>
@@ -3575,55 +1977,7 @@
           <w:szCs w:val="26"/>
         </w:rPr>
         <w:br/>
-        <w:t xml:space="preserve">- Ratio: có khoảng cách và tỷ </w:t>
-      </w:r>
-      <w:proofErr w:type="spellStart"/>
-      <w:r>
-        <w:rPr>
-          <w:sz w:val="26"/>
-          <w:szCs w:val="26"/>
-        </w:rPr>
-        <w:t>lệ</w:t>
-      </w:r>
-      <w:proofErr w:type="spellEnd"/>
-      <w:r>
-        <w:rPr>
-          <w:sz w:val="26"/>
-          <w:szCs w:val="26"/>
-        </w:rPr>
-        <w:t xml:space="preserve"> </w:t>
-      </w:r>
-      <w:proofErr w:type="spellStart"/>
-      <w:r>
-        <w:rPr>
-          <w:sz w:val="26"/>
-          <w:szCs w:val="26"/>
-        </w:rPr>
-        <w:t>có</w:t>
-      </w:r>
-      <w:proofErr w:type="spellEnd"/>
-      <w:r>
-        <w:rPr>
-          <w:sz w:val="26"/>
-          <w:szCs w:val="26"/>
-        </w:rPr>
-        <w:t xml:space="preserve"> ý </w:t>
-      </w:r>
-      <w:proofErr w:type="spellStart"/>
-      <w:r>
-        <w:rPr>
-          <w:sz w:val="26"/>
-          <w:szCs w:val="26"/>
-        </w:rPr>
-        <w:t>nghĩa</w:t>
-      </w:r>
-      <w:proofErr w:type="spellEnd"/>
-      <w:r>
-        <w:rPr>
-          <w:sz w:val="26"/>
-          <w:szCs w:val="26"/>
-        </w:rPr>
-        <w:t>.</w:t>
+        <w:t>- Ratio: có khoảng cách và tỷ lệ có ý nghĩa.</w:t>
       </w:r>
       <w:r>
         <w:rPr>
@@ -3641,11 +1995,28 @@
           <w:szCs w:val="26"/>
         </w:rPr>
       </w:pPr>
+    </w:p>
+    <w:p>
+      <w:pPr>
+        <w:rPr>
+          <w:sz w:val="26"/>
+          <w:szCs w:val="26"/>
+        </w:rPr>
+      </w:pPr>
+    </w:p>
+    <w:p>
+      <w:pPr>
+        <w:rPr>
+          <w:sz w:val="26"/>
+          <w:szCs w:val="26"/>
+        </w:rPr>
+      </w:pPr>
       <w:r>
         <w:rPr>
           <w:sz w:val="26"/>
           <w:szCs w:val="26"/>
         </w:rPr>
+        <w:lastRenderedPageBreak/>
         <w:t>Kết luận</w:t>
       </w:r>
     </w:p>
@@ -3661,39 +2032,21 @@
           <w:sz w:val="26"/>
           <w:szCs w:val="26"/>
         </w:rPr>
-        <w:t xml:space="preserve">Quy trình giải bài tuân theo Data Understanding trong Sridhar Chapter 2: hiểu dữ liệu -&gt; EDA -&gt; phát hiện vấn đề -&gt; làm sạch -&gt; biến đổi dữ liệu -&gt; chuẩn bị cho </w:t>
+        <w:t xml:space="preserve">Quy trình giải bài tuân theo Data Understanding trong Sridhar Chapter 2: hiểu dữ liệu </w:t>
       </w:r>
-      <w:proofErr w:type="spellStart"/>
       <w:r>
         <w:rPr>
           <w:sz w:val="26"/>
           <w:szCs w:val="26"/>
         </w:rPr>
-        <w:t>mô</w:t>
+        <w:t>-&gt;</w:t>
       </w:r>
-      <w:proofErr w:type="spellEnd"/>
       <w:r>
         <w:rPr>
           <w:sz w:val="26"/>
           <w:szCs w:val="26"/>
         </w:rPr>
-        <w:t xml:space="preserve"> </w:t>
-      </w:r>
-      <w:proofErr w:type="spellStart"/>
-      <w:r>
-        <w:rPr>
-          <w:sz w:val="26"/>
-          <w:szCs w:val="26"/>
-        </w:rPr>
-        <w:t>hình</w:t>
-      </w:r>
-      <w:proofErr w:type="spellEnd"/>
-      <w:r>
-        <w:rPr>
-          <w:sz w:val="26"/>
-          <w:szCs w:val="26"/>
-        </w:rPr>
-        <w:t xml:space="preserve"> Machine Learning.</w:t>
+        <w:t xml:space="preserve"> EDA -&gt; phát hiện vấn đề -&gt; làm sạch -&gt; biến đổi dữ liệu -&gt; chuẩn bị cho mô hình Machine Learning.</w:t>
       </w:r>
     </w:p>
     <w:sectPr>
@@ -4816,6 +3169,7 @@
   <w:style w:type="character" w:default="1" w:styleId="DefaultParagraphFont">
     <w:name w:val="Default Paragraph Font"/>
     <w:uiPriority w:val="1"/>
+    <w:semiHidden/>
     <w:unhideWhenUsed/>
   </w:style>
   <w:style w:type="table" w:default="1" w:styleId="TableNormal">
